--- a/docs/templates/services-business.docx
+++ b/docs/templates/services-business.docx
@@ -66,6 +66,22 @@
           <w:rtl w:val="0"/>
         </w:rPr>
         <w:t xml:space="preserve">{{contractTitle}}</w:t>
+      </w:r>
+    </w:p>
+    <w:p>
+      <w:pPr>
+        <w:pageBreakBefore w:val="0"/>
+        <w:spacing w:after="0" w:before="0" w:line="240" w:lineRule="auto"/>
+        <w:jc w:val="center"/>
+        <w:rPr>
+          <w:b w:val="1"/>
+          <w:bCs w:val="1"/>
+        </w:rPr>
+      </w:pPr>
+      <w:r>
+        <w:rPr>
+          <w:rtl w:val="0"/>
+        </w:rPr>
       </w:r>
     </w:p>
     <w:tbl>
@@ -150,7 +166,6 @@
               <w:bottom w:w="100.0" w:type="dxa"/>
               <w:right w:w="100.0" w:type="dxa"/>
             </w:tcMar>
-            <w:vAlign w:val="top"/>
           </w:tcPr>
           <w:p>
             <w:pPr>
@@ -175,6 +190,23 @@
     </w:tbl>
     <w:p>
       <w:pPr>
+        <w:spacing w:after="0" w:before="0" w:line="240" w:lineRule="auto"/>
+        <w:ind w:firstLine="708.6614173228347"/>
+        <w:jc w:val="both"/>
+        <w:rPr>
+          <w:b w:val="1"/>
+          <w:bCs w:val="1"/>
+        </w:rPr>
+      </w:pPr>
+      <w:r>
+        <w:rPr>
+          <w:rtl w:val="0"/>
+        </w:rPr>
+      </w:r>
+    </w:p>
+    <w:p>
+      <w:pPr>
+        <w:spacing w:after="0" w:before="0" w:line="240" w:lineRule="auto"/>
         <w:ind w:firstLine="708.6614173228347"/>
         <w:jc w:val="both"/>
         <w:rPr/>
@@ -196,31 +228,80 @@
     </w:p>
     <w:p>
       <w:pPr>
+        <w:widowControl w:val="1"/>
+        <w:spacing w:after="0" w:before="0" w:line="240" w:lineRule="auto"/>
+        <w:ind w:firstLine="425.19685039370086"/>
+        <w:jc w:val="both"/>
+        <w:rPr/>
+      </w:pPr>
+      <w:r>
+        <w:rPr>
+          <w:b w:val="1"/>
+          <w:bCs w:val="1"/>
+          <w:rtl w:val="0"/>
+        </w:rPr>
+        <w:t xml:space="preserve">{{customerPreambleName}}</w:t>
+      </w:r>
+      <w:r>
+        <w:rPr>
+          <w:rtl w:val="0"/>
+        </w:rPr>
+        <w:t xml:space="preserve">{{customerPreambleTail}}</w:t>
+      </w:r>
+    </w:p>
+    <w:p>
+      <w:pPr>
         <w:pageBreakBefore w:val="0"/>
-        <w:spacing w:line="240" w:lineRule="auto"/>
+        <w:spacing w:after="0" w:before="0" w:line="240" w:lineRule="auto"/>
         <w:ind w:firstLine="708.6614173228347"/>
         <w:jc w:val="both"/>
         <w:rPr/>
       </w:pPr>
       <w:r>
         <w:rPr>
+          <w:rtl w:val="0"/>
+        </w:rPr>
+        <w:t xml:space="preserve">совместно именуемые «Стороны», заключили настоящий договор, в дальнейшем «Договор», о нижеследующем:</w:t>
+      </w:r>
+    </w:p>
+    <w:p>
+      <w:pPr>
+        <w:pageBreakBefore w:val="0"/>
+        <w:spacing w:after="0" w:before="0" w:line="240" w:lineRule="auto"/>
+        <w:ind w:firstLine="708"/>
+        <w:jc w:val="both"/>
+        <w:rPr/>
+      </w:pPr>
+      <w:r>
+        <w:rPr>
+          <w:rtl w:val="0"/>
+        </w:rPr>
+      </w:r>
+    </w:p>
+    <w:p>
+      <w:pPr>
+        <w:pageBreakBefore w:val="0"/>
+        <w:spacing w:after="0" w:before="0" w:line="240" w:lineRule="auto"/>
+        <w:ind w:firstLine="0"/>
+        <w:jc w:val="center"/>
+        <w:rPr>
           <w:b w:val="1"/>
           <w:bCs w:val="1"/>
-          <w:rtl w:val="0"/>
-        </w:rPr>
-        <w:t xml:space="preserve">{{customerPreambleName}}</w:t>
-      </w:r>
-      <w:r>
-        <w:rPr>
-          <w:rtl w:val="0"/>
-        </w:rPr>
-        <w:t xml:space="preserve">{{customerPreambleTail}}</w:t>
+        </w:rPr>
+      </w:pPr>
+      <w:r>
+        <w:rPr>
+          <w:b w:val="1"/>
+          <w:bCs w:val="1"/>
+          <w:rtl w:val="0"/>
+        </w:rPr>
+        <w:t xml:space="preserve">1. ПРЕДМЕТ ДОГОВОРА</w:t>
       </w:r>
     </w:p>
     <w:p>
       <w:pPr>
         <w:pageBreakBefore w:val="0"/>
-        <w:spacing w:after="0" w:line="240" w:lineRule="auto"/>
+        <w:spacing w:after="0" w:before="0" w:line="240" w:lineRule="auto"/>
         <w:ind w:firstLine="708.6614173228347"/>
         <w:jc w:val="both"/>
         <w:rPr/>
@@ -229,14 +310,14 @@
         <w:rPr>
           <w:rtl w:val="0"/>
         </w:rPr>
-        <w:t xml:space="preserve">совместно именуемые «Стороны», заключили настоящий договор, в дальнейшем «Договор», о нижеследующем:</w:t>
+        <w:t xml:space="preserve">1.1. Исполнитель обязуется оказать в течение срока действия Договора Услуги по заданию Заказчика: {{businessSubject}}, а Заказчик в случае отсутствия мотивированных возражений обязуется принять и оплатить данную услугу.</w:t>
       </w:r>
     </w:p>
     <w:p>
       <w:pPr>
         <w:pageBreakBefore w:val="0"/>
         <w:spacing w:after="0" w:before="0" w:line="240" w:lineRule="auto"/>
-        <w:ind w:firstLine="708"/>
+        <w:ind w:firstLine="480"/>
         <w:jc w:val="both"/>
         <w:rPr/>
       </w:pPr>
@@ -250,7 +331,7 @@
       <w:pPr>
         <w:pageBreakBefore w:val="0"/>
         <w:spacing w:after="0" w:before="0" w:line="240" w:lineRule="auto"/>
-        <w:ind w:firstLine="0"/>
+        <w:ind w:right="5"/>
         <w:jc w:val="center"/>
         <w:rPr>
           <w:b w:val="1"/>
@@ -263,7 +344,7 @@
           <w:bCs w:val="1"/>
           <w:rtl w:val="0"/>
         </w:rPr>
-        <w:t xml:space="preserve">1. ПРЕДМЕТ ДОГОВОРА</w:t>
+        <w:t xml:space="preserve">2. ПРАВА И ОБЯЗАННОСТИ СТОРОН</w:t>
       </w:r>
     </w:p>
     <w:p>
@@ -278,41 +359,7 @@
         <w:rPr>
           <w:rtl w:val="0"/>
         </w:rPr>
-        <w:t xml:space="preserve">{{subjectClause}}</w:t>
-      </w:r>
-    </w:p>
-    <w:p>
-      <w:pPr>
-        <w:pageBreakBefore w:val="0"/>
-        <w:spacing w:after="0" w:before="0" w:line="240" w:lineRule="auto"/>
-        <w:ind w:firstLine="480"/>
-        <w:jc w:val="both"/>
-        <w:rPr/>
-      </w:pPr>
-      <w:r>
-        <w:rPr>
-          <w:rtl w:val="0"/>
-        </w:rPr>
-      </w:r>
-    </w:p>
-    <w:p>
-      <w:pPr>
-        <w:pageBreakBefore w:val="0"/>
-        <w:spacing w:after="0" w:before="0" w:line="240" w:lineRule="auto"/>
-        <w:ind w:right="5"/>
-        <w:jc w:val="center"/>
-        <w:rPr>
-          <w:b w:val="1"/>
-          <w:bCs w:val="1"/>
-        </w:rPr>
-      </w:pPr>
-      <w:r>
-        <w:rPr>
-          <w:b w:val="1"/>
-          <w:bCs w:val="1"/>
-          <w:rtl w:val="0"/>
-        </w:rPr>
-        <w:t xml:space="preserve">2. ПРАВА И ОБЯЗАННОСТИ СТОРОН</w:t>
+        <w:t xml:space="preserve">2.1. При исполнении договора Стороны обязуются принимать во внимание предлагаемые друг другу рекомендации, указанные в спецификации и касающиеся предмета Договора.</w:t>
       </w:r>
     </w:p>
     <w:p>
@@ -327,7 +374,21 @@
         <w:rPr>
           <w:rtl w:val="0"/>
         </w:rPr>
-        <w:t xml:space="preserve">2.1. При исполнении договора Стороны обязуются принимать во внимание предлагаемые друг другу рекомендации, указанные в спецификации и касающиеся предмета Договора.</w:t>
+        <w:t xml:space="preserve">2.2. </w:t>
+      </w:r>
+      <w:r>
+        <w:rPr>
+          <w:b w:val="1"/>
+          <w:bCs w:val="1"/>
+          <w:rtl w:val="0"/>
+        </w:rPr>
+        <w:t xml:space="preserve">Исполнитель обязуется:</w:t>
+      </w:r>
+      <w:r>
+        <w:rPr>
+          <w:rtl w:val="0"/>
+        </w:rPr>
+        <w:t xml:space="preserve"> </w:t>
       </w:r>
     </w:p>
     <w:p>
@@ -342,21 +403,64 @@
         <w:rPr>
           <w:rtl w:val="0"/>
         </w:rPr>
-        <w:t xml:space="preserve">2.2. </w:t>
-      </w:r>
-      <w:r>
+        <w:t xml:space="preserve">2.2.1. надлежащим образом оказать Услуги надлежащего качества, перечисленные в п. 1.1. Договора и в Спецификации, являющихся неотъемлемой частью Договора;</w:t>
+      </w:r>
+    </w:p>
+    <w:p>
+      <w:pPr>
+        <w:pageBreakBefore w:val="0"/>
+        <w:spacing w:after="0" w:before="0" w:line="240" w:lineRule="auto"/>
+        <w:ind w:firstLine="708.6614173228347"/>
+        <w:jc w:val="both"/>
         <w:rPr>
           <w:b w:val="1"/>
           <w:bCs w:val="1"/>
-          <w:rtl w:val="0"/>
-        </w:rPr>
-        <w:t xml:space="preserve">{{executorRole}} обязуется:</w:t>
-      </w:r>
-      <w:r>
-        <w:rPr>
-          <w:rtl w:val="0"/>
-        </w:rPr>
-        <w:t xml:space="preserve"> </w:t>
+        </w:rPr>
+      </w:pPr>
+      <w:r>
+        <w:rPr>
+          <w:b w:val="1"/>
+          <w:bCs w:val="1"/>
+          <w:rtl w:val="0"/>
+        </w:rPr>
+        <w:t xml:space="preserve">2.3</w:t>
+      </w:r>
+      <w:r>
+        <w:rPr>
+          <w:rtl w:val="0"/>
+        </w:rPr>
+        <w:t xml:space="preserve">. </w:t>
+      </w:r>
+      <w:r>
+        <w:rPr>
+          <w:b w:val="1"/>
+          <w:bCs w:val="1"/>
+          <w:rtl w:val="0"/>
+        </w:rPr>
+        <w:t xml:space="preserve">Исполнитель имеет право:</w:t>
+      </w:r>
+    </w:p>
+    <w:p>
+      <w:pPr>
+        <w:pageBreakBefore w:val="0"/>
+        <w:spacing w:after="0" w:before="0" w:line="240" w:lineRule="auto"/>
+        <w:ind w:firstLine="708.6614173228347"/>
+        <w:jc w:val="both"/>
+        <w:rPr>
+          <w:b w:val="1"/>
+          <w:bCs w:val="1"/>
+        </w:rPr>
+      </w:pPr>
+      <w:r>
+        <w:rPr>
+          <w:rtl w:val="0"/>
+        </w:rPr>
+        <w:t xml:space="preserve">2.3.1. требовать и получать от Заказчика все необходимые для исполнения Договора сведения.</w:t>
+      </w:r>
+      <w:r>
+        <w:rPr>
+          <w:rtl w:val="0"/>
+        </w:rPr>
       </w:r>
     </w:p>
     <w:p>
@@ -369,61 +473,11 @@
       </w:pPr>
       <w:r>
         <w:rPr>
-          <w:rtl w:val="0"/>
-        </w:rPr>
-        <w:t xml:space="preserve">2.2.1. надлежащим образом оказать услуги надлежащего качества, перечисленные в п. 1.1. Договора и в Спецификации, являющихся неотъемлемой частью Договора;</w:t>
-      </w:r>
-    </w:p>
-    <w:p>
-      <w:pPr>
-        <w:pageBreakBefore w:val="0"/>
-        <w:spacing w:after="0" w:before="0" w:line="240" w:lineRule="auto"/>
-        <w:ind w:firstLine="708.6614173228347"/>
-        <w:jc w:val="both"/>
-        <w:rPr>
           <w:b w:val="1"/>
           <w:bCs w:val="1"/>
-        </w:rPr>
-      </w:pPr>
-      <w:r>
-        <w:rPr>
-          <w:b w:val="1"/>
-          <w:bCs w:val="1"/>
-          <w:rtl w:val="0"/>
-        </w:rPr>
-        <w:t xml:space="preserve">2.3</w:t>
-      </w:r>
-      <w:r>
-        <w:rPr>
-          <w:rtl w:val="0"/>
-        </w:rPr>
-        <w:t xml:space="preserve">. </w:t>
-      </w:r>
-      <w:r>
-        <w:rPr>
-          <w:b w:val="1"/>
-          <w:bCs w:val="1"/>
-          <w:rtl w:val="0"/>
-        </w:rPr>
-        <w:t xml:space="preserve">{{executorRole}} имеет право:</w:t>
-      </w:r>
-    </w:p>
-    <w:p>
-      <w:pPr>
-        <w:pageBreakBefore w:val="0"/>
-        <w:spacing w:after="0" w:before="0" w:line="240" w:lineRule="auto"/>
-        <w:ind w:firstLine="708.6614173228347"/>
-        <w:jc w:val="both"/>
-        <w:rPr>
-          <w:b w:val="1"/>
-          <w:bCs w:val="1"/>
-        </w:rPr>
-      </w:pPr>
-      <w:r>
-        <w:rPr>
-          <w:rtl w:val="0"/>
-        </w:rPr>
-        <w:t xml:space="preserve">2.3.1. требовать и получать от {{customerGen}} все необходимые для исполнения Договора сведения.</w:t>
+          <w:rtl w:val="0"/>
+        </w:rPr>
+        <w:t xml:space="preserve">2.4. Заказчик обязуется:</w:t>
       </w:r>
       <w:r>
         <w:rPr>
@@ -441,16 +495,29 @@
       </w:pPr>
       <w:r>
         <w:rPr>
+          <w:rtl w:val="0"/>
+        </w:rPr>
+        <w:t xml:space="preserve">2.4.1. своевременно производить оплату в соответствие с условиями Договора.</w:t>
+      </w:r>
+    </w:p>
+    <w:p>
+      <w:pPr>
+        <w:pageBreakBefore w:val="0"/>
+        <w:spacing w:after="0" w:before="0" w:line="240" w:lineRule="auto"/>
+        <w:ind w:firstLine="708.6614173228347"/>
+        <w:jc w:val="both"/>
+        <w:rPr>
           <w:b w:val="1"/>
           <w:bCs w:val="1"/>
-          <w:rtl w:val="0"/>
-        </w:rPr>
-        <w:t xml:space="preserve">2.4. {{customerRole}} обязуется:</w:t>
-      </w:r>
-      <w:r>
-        <w:rPr>
-          <w:rtl w:val="0"/>
-        </w:rPr>
+        </w:rPr>
+      </w:pPr>
+      <w:r>
+        <w:rPr>
+          <w:b w:val="1"/>
+          <w:bCs w:val="1"/>
+          <w:rtl w:val="0"/>
+        </w:rPr>
+        <w:t xml:space="preserve">2.5. Заказчик имеет право:</w:t>
       </w:r>
     </w:p>
     <w:p>
@@ -465,27 +532,80 @@
         <w:rPr>
           <w:rtl w:val="0"/>
         </w:rPr>
-        <w:t xml:space="preserve">2.4.1. своевременно производить оплату в соответствие с условиями Договора.</w:t>
+        <w:t xml:space="preserve">2.5.1. во всякое время проверять качество Услуг, оказываемых Исполнителем, не вмешиваясь в его деятельность.</w:t>
       </w:r>
     </w:p>
     <w:p>
       <w:pPr>
         <w:pageBreakBefore w:val="0"/>
+        <w:spacing w:after="0" w:before="0" w:line="240" w:lineRule="auto"/>
+        <w:jc w:val="center"/>
+        <w:rPr>
+          <w:b w:val="1"/>
+          <w:bCs w:val="1"/>
+        </w:rPr>
+      </w:pPr>
+      <w:r>
+        <w:rPr>
+          <w:rtl w:val="0"/>
+        </w:rPr>
+      </w:r>
+    </w:p>
+    <w:p>
+      <w:pPr>
+        <w:pageBreakBefore w:val="0"/>
+        <w:spacing w:after="0" w:before="0" w:line="240" w:lineRule="auto"/>
+        <w:jc w:val="center"/>
+        <w:rPr>
+          <w:b w:val="1"/>
+          <w:bCs w:val="1"/>
+        </w:rPr>
+      </w:pPr>
+      <w:r>
+        <w:rPr>
+          <w:b w:val="1"/>
+          <w:bCs w:val="1"/>
+          <w:rtl w:val="0"/>
+        </w:rPr>
+        <w:t xml:space="preserve">3. СТОИМОСТЬ И ПОРЯДОК ОПЛАТЫ</w:t>
+      </w:r>
+    </w:p>
+    <w:p>
+      <w:pPr>
+        <w:pageBreakBefore w:val="0"/>
+        <w:widowControl w:val="1"/>
         <w:spacing w:after="0" w:before="0" w:line="240" w:lineRule="auto"/>
         <w:ind w:firstLine="708.6614173228347"/>
         <w:jc w:val="both"/>
         <w:rPr>
+          <w:color w:val="ff0000"/>
+          <w:u w:val="none"/>
+        </w:rPr>
+      </w:pPr>
+      <w:r>
+        <w:rPr>
+          <w:rtl w:val="0"/>
+        </w:rPr>
+        <w:t xml:space="preserve">3.1. Стоимость оказываемых услуг по настоящему договору составляет: </w:t>
+      </w:r>
+      <w:r>
+        <w:rPr>
           <w:b w:val="1"/>
           <w:bCs w:val="1"/>
-        </w:rPr>
-      </w:pPr>
-      <w:r>
-        <w:rPr>
-          <w:b w:val="1"/>
-          <w:bCs w:val="1"/>
-          <w:rtl w:val="0"/>
-        </w:rPr>
-        <w:t xml:space="preserve">2.5. {{customerRole}} имеет право:</w:t>
+          <w:rtl w:val="0"/>
+        </w:rPr>
+        <w:t xml:space="preserve">{{amountWithWords}}</w:t>
+      </w:r>
+      <w:r>
+        <w:rPr>
+          <w:rtl w:val="0"/>
+        </w:rPr>
+        <w:t xml:space="preserve"> {{vatLine}}</w:t>
+      </w:r>
+      <w:r>
+        <w:rPr>
+          <w:rtl w:val="0"/>
+        </w:rPr>
       </w:r>
     </w:p>
     <w:p>
@@ -500,66 +620,7 @@
         <w:rPr>
           <w:rtl w:val="0"/>
         </w:rPr>
-        <w:t xml:space="preserve">2.5.1. во всякое время проверять качество оказания Услуг, оказываемых {{executorInstrumental}}, не вмешиваясь в его деятельность.</w:t>
-      </w:r>
-    </w:p>
-    <w:p>
-      <w:pPr>
-        <w:pageBreakBefore w:val="0"/>
-        <w:spacing w:after="0" w:before="0" w:line="240" w:lineRule="auto"/>
-        <w:jc w:val="center"/>
-        <w:rPr>
-          <w:b w:val="1"/>
-          <w:bCs w:val="1"/>
-        </w:rPr>
-      </w:pPr>
-      <w:r>
-        <w:rPr>
-          <w:rtl w:val="0"/>
-        </w:rPr>
-      </w:r>
-    </w:p>
-    <w:p>
-      <w:pPr>
-        <w:pageBreakBefore w:val="0"/>
-        <w:spacing w:after="0" w:before="0" w:line="240" w:lineRule="auto"/>
-        <w:jc w:val="center"/>
-        <w:rPr>
-          <w:b w:val="1"/>
-          <w:bCs w:val="1"/>
-        </w:rPr>
-      </w:pPr>
-      <w:r>
-        <w:rPr>
-          <w:b w:val="1"/>
-          <w:bCs w:val="1"/>
-          <w:rtl w:val="0"/>
-        </w:rPr>
-        <w:t xml:space="preserve">3. СТОИМОСТЬ И ПОРЯДОК ОПЛАТЫ</w:t>
-      </w:r>
-    </w:p>
-    <w:p>
-      <w:pPr>
-        <w:pageBreakBefore w:val="0"/>
-        <w:widowControl w:val="1"/>
-        <w:spacing w:after="0" w:before="0" w:line="240" w:lineRule="auto"/>
-        <w:ind w:firstLine="708.6614173228347"/>
-        <w:jc w:val="both"/>
-        <w:rPr>
-          <w:color w:val="ff0000"/>
-          <w:u w:val="none"/>
-        </w:rPr>
-      </w:pPr>
-      <w:r>
-        <w:rPr>
-          <w:rtl w:val="0"/>
-        </w:rPr>
-        <w:t xml:space="preserve">3.1. Стоимость по Договору согласовывается сторонами в спецификациях, которые являются неотъемлемой частью Договора.</w:t>
-      </w:r>
-      <w:r>
-        <w:rPr>
-          <w:rtl w:val="0"/>
-        </w:rPr>
+        <w:t xml:space="preserve">3.2. Заказчик оплачивает Стоимость по Договору Исполнителю путем перечисления денежных средств на расчетный счет Исполнителя в размере 100% оплаты в течение 15 (Пятнадцати) рабочих дней с момента подписания Акта об исполнении обязательств и/или УПД.</w:t>
       </w:r>
     </w:p>
     <w:p>
@@ -574,7 +635,7 @@
         <w:rPr>
           <w:rtl w:val="0"/>
         </w:rPr>
-        <w:t xml:space="preserve">{{paymentClause}}</w:t>
+        <w:t xml:space="preserve">3.3. Договор считается оплаченным с даты поступления всех денежных средств, предусмотренных п. 3.1. Договора, на расчетный счет Исполнителя.</w:t>
       </w:r>
     </w:p>
     <w:p>
@@ -589,7 +650,7 @@
         <w:rPr>
           <w:rtl w:val="0"/>
         </w:rPr>
-        <w:t xml:space="preserve">3.3. Договор считается оплаченным с даты поступления всех денежных средств, предусмотренных п. 3.1. Договора, на расчетный счет {{executorGen}}.</w:t>
+        <w:t xml:space="preserve">3.4. На сумму предоплаты или аванса проценты по денежным обязательствам согласно ст. 317.1 ГК РФ не начисляются и не оплачиваются.</w:t>
       </w:r>
     </w:p>
     <w:p>
@@ -604,22 +665,7 @@
         <w:rPr>
           <w:rtl w:val="0"/>
         </w:rPr>
-        <w:t xml:space="preserve">3.4. На сумму предоплаты или аванса проценты по денежным обязательствам согласно ст. 317.1 ГК РФ не начисляются и не оплачиваются.</w:t>
-      </w:r>
-    </w:p>
-    <w:p>
-      <w:pPr>
-        <w:pageBreakBefore w:val="0"/>
-        <w:spacing w:after="0" w:before="0" w:line="240" w:lineRule="auto"/>
-        <w:ind w:firstLine="708.6614173228347"/>
-        <w:jc w:val="both"/>
-        <w:rPr/>
-      </w:pPr>
-      <w:r>
-        <w:rPr>
-          <w:rtl w:val="0"/>
-        </w:rPr>
-        <w:t xml:space="preserve">3.5. В случае несвоевременного исполнения {{customerInstrumental}} обязательств по оплате, {{executorRole}} вправе взыскать с {{customerGen}} проценты за пользование чужими денежными средствами в соответствии со ст. 395 ГК РФ.</w:t>
+        <w:t xml:space="preserve">3.5. В случае несвоевременного исполнения Заказчиком обязательств по оплате, Исполнитель вправе взыскать с Заказчика проценты за пользование чужими денежными средствами в соответствии со ст. 395 ГК РФ.</w:t>
       </w:r>
     </w:p>
     <w:p>
@@ -1212,28 +1258,20 @@
         <w:tblStyle w:val="Table2"/>
         <w:tblW w:w="10590.0" w:type="dxa"/>
         <w:jc w:val="center"/>
-        <w:tblBorders>
-          <w:top w:color="000000" w:space="0" w:sz="8" w:val="single"/>
-          <w:left w:color="000000" w:space="0" w:sz="8" w:val="single"/>
-          <w:bottom w:color="000000" w:space="0" w:sz="8" w:val="single"/>
-          <w:right w:color="000000" w:space="0" w:sz="8" w:val="single"/>
-          <w:insideH w:color="000000" w:space="0" w:sz="8" w:val="single"/>
-          <w:insideV w:color="000000" w:space="0" w:sz="8" w:val="single"/>
-        </w:tblBorders>
         <w:tblLayout w:type="fixed"/>
         <w:tblLook w:val="0600"/>
       </w:tblPr>
       <w:tblGrid>
         <w:gridCol w:w="1470"/>
-        <w:gridCol w:w="3720"/>
-        <w:gridCol w:w="1425"/>
-        <w:gridCol w:w="3975"/>
+        <w:gridCol w:w="3810"/>
+        <w:gridCol w:w="1470"/>
+        <w:gridCol w:w="3840"/>
         <w:tblGridChange w:id="0">
           <w:tblGrid>
             <w:gridCol w:w="1470"/>
-            <w:gridCol w:w="3720"/>
-            <w:gridCol w:w="1425"/>
-            <w:gridCol w:w="3975"/>
+            <w:gridCol w:w="3810"/>
+            <w:gridCol w:w="1470"/>
+            <w:gridCol w:w="3840"/>
           </w:tblGrid>
         </w:tblGridChange>
       </w:tblGrid>
@@ -1262,7 +1300,7 @@
           </w:tcPr>
           <w:p>
             <w:pPr>
-              <w:spacing w:after="0" w:before="0" w:lineRule="auto"/>
+              <w:spacing w:after="0" w:before="0" w:line="240" w:lineRule="auto"/>
               <w:jc w:val="center"/>
               <w:rPr>
                 <w:b w:val="1"/>
@@ -1280,7 +1318,14 @@
           </w:p>
           <w:p>
             <w:pPr>
-              <w:spacing w:after="0" w:before="0" w:lineRule="auto"/>
+              <w:pBdr>
+                <w:top w:color="000000" w:space="0" w:sz="0" w:val="none"/>
+                <w:left w:color="000000" w:space="0" w:sz="0" w:val="none"/>
+                <w:bottom w:color="000000" w:space="0" w:sz="0" w:val="none"/>
+                <w:right w:color="000000" w:space="0" w:sz="0" w:val="none"/>
+                <w:between w:color="000000" w:space="0" w:sz="0" w:val="none"/>
+              </w:pBdr>
+              <w:spacing w:after="0" w:before="0" w:line="240" w:lineRule="auto"/>
               <w:jc w:val="center"/>
               <w:rPr>
                 <w:b w:val="1"/>
@@ -1293,7 +1338,7 @@
                 <w:bCs w:val="1"/>
                 <w:rtl w:val="0"/>
               </w:rPr>
-              <w:t xml:space="preserve">{{customerTitle}}</w:t>
+              <w:t xml:space="preserve">{{customerBusinessTitle}}</w:t>
             </w:r>
           </w:p>
         </w:tc>
@@ -1316,7 +1361,7 @@
           </w:tcPr>
           <w:p>
             <w:pPr>
-              <w:spacing w:after="0" w:before="0" w:lineRule="auto"/>
+              <w:spacing w:after="0" w:before="0" w:line="240" w:lineRule="auto"/>
               <w:jc w:val="center"/>
               <w:rPr>
                 <w:b w:val="1"/>
@@ -1334,7 +1379,7 @@
           </w:p>
           <w:p>
             <w:pPr>
-              <w:spacing w:after="0" w:before="0" w:lineRule="auto"/>
+              <w:spacing w:after="0" w:before="0" w:line="240" w:lineRule="auto"/>
               <w:jc w:val="center"/>
               <w:rPr>
                 <w:b w:val="1"/>
@@ -1347,7 +1392,7 @@
                 <w:bCs w:val="1"/>
                 <w:rtl w:val="0"/>
               </w:rPr>
-              <w:t xml:space="preserve">{{executorTitle}}</w:t>
+              <w:t xml:space="preserve">{{executorBusinessTitle}}</w:t>
             </w:r>
           </w:p>
         </w:tc>
@@ -1376,7 +1421,7 @@
           </w:tcPr>
           <w:p>
             <w:pPr>
-              <w:spacing w:after="0" w:before="0" w:lineRule="auto"/>
+              <w:spacing w:after="0" w:before="0" w:line="240" w:lineRule="auto"/>
               <w:jc w:val="center"/>
               <w:rPr/>
             </w:pPr>
@@ -1385,6 +1430,31 @@
                 <w:rtl w:val="0"/>
               </w:rPr>
               <w:t xml:space="preserve">{{customerRegistrationLabel}}</w:t>
+            </w:r>
+          </w:p>
+        </w:tc>
+        <w:tc>
+          <w:tcPr>
+            <w:shd w:fill="auto" w:val="clear"/>
+            <w:tcMar>
+              <w:top w:w="99.77952755905513" w:type="dxa"/>
+              <w:left w:w="99.77952755905513" w:type="dxa"/>
+              <w:bottom w:w="99.77952755905513" w:type="dxa"/>
+              <w:right w:w="99.77952755905513" w:type="dxa"/>
+            </w:tcMar>
+            <w:vAlign w:val="top"/>
+          </w:tcPr>
+          <w:p>
+            <w:pPr>
+              <w:spacing w:after="0" w:before="0" w:line="240" w:lineRule="auto"/>
+              <w:jc w:val="both"/>
+              <w:rPr/>
+            </w:pPr>
+            <w:r>
+              <w:rPr>
+                <w:rtl w:val="0"/>
+              </w:rPr>
+              <w:t xml:space="preserve">{{customerRegistration}}</w:t>
             </w:r>
           </w:p>
         </w:tc>
@@ -1407,37 +1477,7 @@
           </w:tcPr>
           <w:p>
             <w:pPr>
-              <w:spacing w:after="0" w:before="0" w:lineRule="auto"/>
-              <w:rPr/>
-            </w:pPr>
-            <w:r>
-              <w:rPr>
-                <w:rtl w:val="0"/>
-              </w:rPr>
-              <w:t xml:space="preserve">{{customerRegistration}}</w:t>
-            </w:r>
-          </w:p>
-        </w:tc>
-        <w:tc>
-          <w:tcPr>
-            <w:tcBorders>
-              <w:top w:color="000000" w:space="0" w:sz="0" w:val="nil"/>
-              <w:left w:color="000000" w:space="0" w:sz="0" w:val="nil"/>
-              <w:bottom w:color="000000" w:space="0" w:sz="0" w:val="nil"/>
-              <w:right w:color="000000" w:space="0" w:sz="0" w:val="nil"/>
-            </w:tcBorders>
-            <w:shd w:fill="auto" w:val="clear"/>
-            <w:tcMar>
-              <w:top w:w="99.77952755905513" w:type="dxa"/>
-              <w:left w:w="99.77952755905513" w:type="dxa"/>
-              <w:bottom w:w="99.77952755905513" w:type="dxa"/>
-              <w:right w:w="99.77952755905513" w:type="dxa"/>
-            </w:tcMar>
-            <w:vAlign w:val="center"/>
-          </w:tcPr>
-          <w:p>
-            <w:pPr>
-              <w:spacing w:after="0" w:before="0" w:lineRule="auto"/>
+              <w:spacing w:after="0" w:before="0" w:line="240" w:lineRule="auto"/>
               <w:jc w:val="center"/>
               <w:rPr/>
             </w:pPr>
@@ -1476,7 +1516,7 @@
                 <w:right w:color="000000" w:space="0" w:sz="0" w:val="none"/>
                 <w:between w:color="000000" w:space="0" w:sz="0" w:val="none"/>
               </w:pBdr>
-              <w:spacing w:after="0" w:before="0" w:lineRule="auto"/>
+              <w:spacing w:after="0" w:before="0" w:line="240" w:lineRule="auto"/>
               <w:rPr/>
             </w:pPr>
             <w:r>
@@ -1512,7 +1552,7 @@
           </w:tcPr>
           <w:p>
             <w:pPr>
-              <w:spacing w:after="0" w:before="0" w:lineRule="auto"/>
+              <w:spacing w:after="0" w:before="0" w:line="240" w:lineRule="auto"/>
               <w:jc w:val="center"/>
               <w:rPr/>
             </w:pPr>
@@ -1521,6 +1561,31 @@
                 <w:rtl w:val="0"/>
               </w:rPr>
               <w:t xml:space="preserve">{{customerTaxLabel}}</w:t>
+            </w:r>
+          </w:p>
+        </w:tc>
+        <w:tc>
+          <w:tcPr>
+            <w:shd w:fill="auto" w:val="clear"/>
+            <w:tcMar>
+              <w:top w:w="99.77952755905513" w:type="dxa"/>
+              <w:left w:w="99.77952755905513" w:type="dxa"/>
+              <w:bottom w:w="99.77952755905513" w:type="dxa"/>
+              <w:right w:w="99.77952755905513" w:type="dxa"/>
+            </w:tcMar>
+            <w:vAlign w:val="top"/>
+          </w:tcPr>
+          <w:p>
+            <w:pPr>
+              <w:spacing w:after="0" w:before="0" w:line="240" w:lineRule="auto"/>
+              <w:jc w:val="both"/>
+              <w:rPr/>
+            </w:pPr>
+            <w:r>
+              <w:rPr>
+                <w:rtl w:val="0"/>
+              </w:rPr>
+              <w:t xml:space="preserve">{{customerTax}}</w:t>
             </w:r>
           </w:p>
         </w:tc>
@@ -1543,37 +1608,7 @@
           </w:tcPr>
           <w:p>
             <w:pPr>
-              <w:spacing w:after="0" w:before="0" w:lineRule="auto"/>
-              <w:rPr/>
-            </w:pPr>
-            <w:r>
-              <w:rPr>
-                <w:rtl w:val="0"/>
-              </w:rPr>
-              <w:t xml:space="preserve">{{customerTax}}</w:t>
-            </w:r>
-          </w:p>
-        </w:tc>
-        <w:tc>
-          <w:tcPr>
-            <w:tcBorders>
-              <w:top w:color="000000" w:space="0" w:sz="0" w:val="nil"/>
-              <w:left w:color="000000" w:space="0" w:sz="0" w:val="nil"/>
-              <w:bottom w:color="000000" w:space="0" w:sz="0" w:val="nil"/>
-              <w:right w:color="000000" w:space="0" w:sz="0" w:val="nil"/>
-            </w:tcBorders>
-            <w:shd w:fill="auto" w:val="clear"/>
-            <w:tcMar>
-              <w:top w:w="99.77952755905513" w:type="dxa"/>
-              <w:left w:w="99.77952755905513" w:type="dxa"/>
-              <w:bottom w:w="99.77952755905513" w:type="dxa"/>
-              <w:right w:w="99.77952755905513" w:type="dxa"/>
-            </w:tcMar>
-            <w:vAlign w:val="center"/>
-          </w:tcPr>
-          <w:p>
-            <w:pPr>
-              <w:spacing w:after="0" w:before="0" w:lineRule="auto"/>
+              <w:spacing w:after="0" w:before="0" w:line="240" w:lineRule="auto"/>
               <w:jc w:val="center"/>
               <w:rPr/>
             </w:pPr>
@@ -1612,7 +1647,7 @@
                 <w:right w:color="000000" w:space="0" w:sz="0" w:val="none"/>
                 <w:between w:color="000000" w:space="0" w:sz="0" w:val="none"/>
               </w:pBdr>
-              <w:spacing w:after="0" w:before="0" w:lineRule="auto"/>
+              <w:spacing w:after="0" w:before="0" w:line="240" w:lineRule="auto"/>
               <w:rPr/>
             </w:pPr>
             <w:r>
@@ -1648,7 +1683,7 @@
           </w:tcPr>
           <w:p>
             <w:pPr>
-              <w:spacing w:after="0" w:before="0" w:lineRule="auto"/>
+              <w:spacing w:after="0" w:before="0" w:line="240" w:lineRule="auto"/>
               <w:jc w:val="center"/>
               <w:rPr/>
             </w:pPr>
@@ -1668,74 +1703,6 @@
               <w:bottom w:color="000000" w:space="0" w:sz="0" w:val="nil"/>
               <w:right w:color="000000" w:space="0" w:sz="0" w:val="nil"/>
             </w:tcBorders>
-            <w:shd w:fill="auto" w:val="clear"/>
-            <w:tcMar>
-              <w:top w:w="99.77952755905513" w:type="dxa"/>
-              <w:left w:w="99.77952755905513" w:type="dxa"/>
-              <w:bottom w:w="99.77952755905513" w:type="dxa"/>
-              <w:right w:w="99.77952755905513" w:type="dxa"/>
-            </w:tcMar>
-            <w:vAlign w:val="center"/>
-          </w:tcPr>
-          <w:p>
-            <w:pPr>
-              <w:spacing w:after="0" w:before="0" w:lineRule="auto"/>
-              <w:rPr/>
-            </w:pPr>
-            <w:r>
-              <w:rPr>
-                <w:rtl w:val="0"/>
-              </w:rPr>
-              <w:t xml:space="preserve">{{customerAddress}}</w:t>
-            </w:r>
-          </w:p>
-        </w:tc>
-        <w:tc>
-          <w:tcPr>
-            <w:tcBorders>
-              <w:top w:color="000000" w:space="0" w:sz="0" w:val="nil"/>
-              <w:left w:color="000000" w:space="0" w:sz="0" w:val="nil"/>
-              <w:bottom w:color="000000" w:space="0" w:sz="0" w:val="nil"/>
-              <w:right w:color="000000" w:space="0" w:sz="0" w:val="nil"/>
-            </w:tcBorders>
-            <w:shd w:fill="auto" w:val="clear"/>
-            <w:tcMar>
-              <w:top w:w="99.77952755905513" w:type="dxa"/>
-              <w:left w:w="99.77952755905513" w:type="dxa"/>
-              <w:bottom w:w="99.77952755905513" w:type="dxa"/>
-              <w:right w:w="99.77952755905513" w:type="dxa"/>
-            </w:tcMar>
-            <w:vAlign w:val="center"/>
-          </w:tcPr>
-          <w:p>
-            <w:pPr>
-              <w:spacing w:after="0" w:before="0" w:lineRule="auto"/>
-              <w:jc w:val="center"/>
-              <w:rPr/>
-            </w:pPr>
-            <w:r>
-              <w:rPr>
-                <w:rtl w:val="0"/>
-              </w:rPr>
-              <w:t xml:space="preserve">{{executorAddressLabel}}</w:t>
-            </w:r>
-          </w:p>
-        </w:tc>
-        <w:tc>
-          <w:tcPr>
-            <w:tcBorders>
-              <w:top w:color="000000" w:space="0" w:sz="0" w:val="nil"/>
-              <w:left w:color="000000" w:space="0" w:sz="0" w:val="nil"/>
-              <w:bottom w:color="000000" w:space="0" w:sz="0" w:val="nil"/>
-              <w:right w:color="000000" w:space="0" w:sz="0" w:val="nil"/>
-            </w:tcBorders>
-            <w:shd w:fill="auto" w:val="clear"/>
-            <w:tcMar>
-              <w:top w:w="99.77952755905513" w:type="dxa"/>
-              <w:left w:w="99.77952755905513" w:type="dxa"/>
-              <w:bottom w:w="99.77952755905513" w:type="dxa"/>
-              <w:right w:w="99.77952755905513" w:type="dxa"/>
-            </w:tcMar>
             <w:vAlign w:val="center"/>
           </w:tcPr>
           <w:p>
@@ -1748,23 +1715,17 @@
                 <w:right w:color="000000" w:space="0" w:sz="0" w:val="none"/>
                 <w:between w:color="000000" w:space="0" w:sz="0" w:val="none"/>
               </w:pBdr>
-              <w:spacing w:after="0" w:before="0" w:lineRule="auto"/>
+              <w:spacing w:after="0" w:before="0" w:line="240" w:lineRule="auto"/>
               <w:rPr/>
             </w:pPr>
             <w:r>
               <w:rPr>
                 <w:rtl w:val="0"/>
               </w:rPr>
-              <w:t xml:space="preserve">{{executorAddress}}</w:t>
-            </w:r>
-          </w:p>
-        </w:tc>
-      </w:tr>
-      <w:tr>
-        <w:trPr>
-          <w:cantSplit w:val="0"/>
-          <w:tblHeader w:val="0"/>
-        </w:trPr>
+              <w:t xml:space="preserve">{{customerAddress}}</w:t>
+            </w:r>
+          </w:p>
+        </w:tc>
         <w:tc>
           <w:tcPr>
             <w:tcBorders>
@@ -1784,7 +1745,7 @@
           </w:tcPr>
           <w:p>
             <w:pPr>
-              <w:spacing w:after="0" w:before="0" w:lineRule="auto"/>
+              <w:spacing w:after="0" w:before="0" w:line="240" w:lineRule="auto"/>
               <w:jc w:val="center"/>
               <w:rPr/>
             </w:pPr>
@@ -1792,68 +1753,7 @@
               <w:rPr>
                 <w:rtl w:val="0"/>
               </w:rPr>
-              <w:t xml:space="preserve">{{customerAccountLabel}}</w:t>
-            </w:r>
-          </w:p>
-        </w:tc>
-        <w:tc>
-          <w:tcPr>
-            <w:tcBorders>
-              <w:top w:color="000000" w:space="0" w:sz="0" w:val="nil"/>
-              <w:left w:color="000000" w:space="0" w:sz="0" w:val="nil"/>
-              <w:bottom w:color="000000" w:space="0" w:sz="0" w:val="nil"/>
-              <w:right w:color="000000" w:space="0" w:sz="0" w:val="nil"/>
-            </w:tcBorders>
-            <w:shd w:fill="auto" w:val="clear"/>
-            <w:tcMar>
-              <w:top w:w="99.77952755905513" w:type="dxa"/>
-              <w:left w:w="99.77952755905513" w:type="dxa"/>
-              <w:bottom w:w="99.77952755905513" w:type="dxa"/>
-              <w:right w:w="99.77952755905513" w:type="dxa"/>
-            </w:tcMar>
-            <w:vAlign w:val="center"/>
-          </w:tcPr>
-          <w:p>
-            <w:pPr>
-              <w:spacing w:after="0" w:before="0" w:lineRule="auto"/>
-              <w:rPr/>
-            </w:pPr>
-            <w:r>
-              <w:rPr>
-                <w:rtl w:val="0"/>
-              </w:rPr>
-              <w:t xml:space="preserve">{{customerAccount}}</w:t>
-            </w:r>
-          </w:p>
-        </w:tc>
-        <w:tc>
-          <w:tcPr>
-            <w:tcBorders>
-              <w:top w:color="000000" w:space="0" w:sz="0" w:val="nil"/>
-              <w:left w:color="000000" w:space="0" w:sz="0" w:val="nil"/>
-              <w:bottom w:color="000000" w:space="0" w:sz="0" w:val="nil"/>
-              <w:right w:color="000000" w:space="0" w:sz="0" w:val="nil"/>
-            </w:tcBorders>
-            <w:shd w:fill="auto" w:val="clear"/>
-            <w:tcMar>
-              <w:top w:w="99.77952755905513" w:type="dxa"/>
-              <w:left w:w="99.77952755905513" w:type="dxa"/>
-              <w:bottom w:w="99.77952755905513" w:type="dxa"/>
-              <w:right w:w="99.77952755905513" w:type="dxa"/>
-            </w:tcMar>
-            <w:vAlign w:val="center"/>
-          </w:tcPr>
-          <w:p>
-            <w:pPr>
-              <w:spacing w:after="0" w:before="0" w:lineRule="auto"/>
-              <w:jc w:val="center"/>
-              <w:rPr/>
-            </w:pPr>
-            <w:r>
-              <w:rPr>
-                <w:rtl w:val="0"/>
-              </w:rPr>
-              <w:t xml:space="preserve">{{executorAccountLabel}}</w:t>
+              <w:t xml:space="preserve">{{executorAddressLabel}}</w:t>
             </w:r>
           </w:p>
         </w:tc>
@@ -1884,21 +1784,14 @@
                 <w:right w:color="000000" w:space="0" w:sz="0" w:val="none"/>
                 <w:between w:color="000000" w:space="0" w:sz="0" w:val="none"/>
               </w:pBdr>
-              <w:spacing w:after="0" w:before="0" w:lineRule="auto"/>
-              <w:rPr>
-                <w:highlight w:val="yellow"/>
-              </w:rPr>
-            </w:pPr>
-            <w:r>
-              <w:rPr>
-                <w:rtl w:val="0"/>
-              </w:rPr>
-              <w:t xml:space="preserve">{{executorAccount}}</w:t>
-            </w:r>
-            <w:r>
-              <w:rPr>
-                <w:rtl w:val="0"/>
-              </w:rPr>
+              <w:spacing w:after="0" w:before="0" w:line="240" w:lineRule="auto"/>
+              <w:rPr/>
+            </w:pPr>
+            <w:r>
+              <w:rPr>
+                <w:rtl w:val="0"/>
+              </w:rPr>
+              <w:t xml:space="preserve">{{executorAddress}}</w:t>
             </w:r>
           </w:p>
         </w:tc>
@@ -1927,7 +1820,7 @@
           </w:tcPr>
           <w:p>
             <w:pPr>
-              <w:spacing w:after="0" w:before="0" w:lineRule="auto"/>
+              <w:spacing w:after="0" w:before="0" w:line="240" w:lineRule="auto"/>
               <w:jc w:val="center"/>
               <w:rPr/>
             </w:pPr>
@@ -1935,7 +1828,7 @@
               <w:rPr>
                 <w:rtl w:val="0"/>
               </w:rPr>
-              <w:t xml:space="preserve">{{customerBankLabel}}</w:t>
+              <w:t xml:space="preserve">{{customerAccountLabel}}</w:t>
             </w:r>
           </w:p>
         </w:tc>
@@ -1947,6 +1840,36 @@
               <w:bottom w:color="000000" w:space="0" w:sz="0" w:val="nil"/>
               <w:right w:color="000000" w:space="0" w:sz="0" w:val="nil"/>
             </w:tcBorders>
+            <w:tcMar>
+              <w:top w:w="100.0" w:type="dxa"/>
+              <w:left w:w="100.0" w:type="dxa"/>
+              <w:bottom w:w="100.0" w:type="dxa"/>
+              <w:right w:w="100.0" w:type="dxa"/>
+            </w:tcMar>
+            <w:vAlign w:val="center"/>
+          </w:tcPr>
+          <w:p>
+            <w:pPr>
+              <w:spacing w:after="0" w:before="0" w:line="240" w:lineRule="auto"/>
+              <w:jc w:val="both"/>
+              <w:rPr/>
+            </w:pPr>
+            <w:r>
+              <w:rPr>
+                <w:rtl w:val="0"/>
+              </w:rPr>
+              <w:t xml:space="preserve">{{customerAccount}}</w:t>
+            </w:r>
+          </w:p>
+        </w:tc>
+        <w:tc>
+          <w:tcPr>
+            <w:tcBorders>
+              <w:top w:color="000000" w:space="0" w:sz="0" w:val="nil"/>
+              <w:left w:color="000000" w:space="0" w:sz="0" w:val="nil"/>
+              <w:bottom w:color="000000" w:space="0" w:sz="0" w:val="nil"/>
+              <w:right w:color="000000" w:space="0" w:sz="0" w:val="nil"/>
+            </w:tcBorders>
             <w:shd w:fill="auto" w:val="clear"/>
             <w:tcMar>
               <w:top w:w="99.77952755905513" w:type="dxa"/>
@@ -1958,37 +1881,7 @@
           </w:tcPr>
           <w:p>
             <w:pPr>
-              <w:spacing w:after="0" w:before="0" w:lineRule="auto"/>
-              <w:rPr/>
-            </w:pPr>
-            <w:r>
-              <w:rPr>
-                <w:rtl w:val="0"/>
-              </w:rPr>
-              <w:t xml:space="preserve">{{customerBank}}</w:t>
-            </w:r>
-          </w:p>
-        </w:tc>
-        <w:tc>
-          <w:tcPr>
-            <w:tcBorders>
-              <w:top w:color="000000" w:space="0" w:sz="0" w:val="nil"/>
-              <w:left w:color="000000" w:space="0" w:sz="0" w:val="nil"/>
-              <w:bottom w:color="000000" w:space="0" w:sz="0" w:val="nil"/>
-              <w:right w:color="000000" w:space="0" w:sz="0" w:val="nil"/>
-            </w:tcBorders>
-            <w:shd w:fill="auto" w:val="clear"/>
-            <w:tcMar>
-              <w:top w:w="99.77952755905513" w:type="dxa"/>
-              <w:left w:w="99.77952755905513" w:type="dxa"/>
-              <w:bottom w:w="99.77952755905513" w:type="dxa"/>
-              <w:right w:w="99.77952755905513" w:type="dxa"/>
-            </w:tcMar>
-            <w:vAlign w:val="center"/>
-          </w:tcPr>
-          <w:p>
-            <w:pPr>
-              <w:spacing w:after="0" w:before="0" w:lineRule="auto"/>
+              <w:spacing w:after="0" w:before="0" w:line="240" w:lineRule="auto"/>
               <w:jc w:val="center"/>
               <w:rPr/>
             </w:pPr>
@@ -1996,7 +1889,7 @@
               <w:rPr>
                 <w:rtl w:val="0"/>
               </w:rPr>
-              <w:t xml:space="preserve">{{executorBankLabel}}</w:t>
+              <w:t xml:space="preserve">{{executorAccountLabel}}</w:t>
             </w:r>
           </w:p>
         </w:tc>
@@ -2027,7 +1920,7 @@
                 <w:right w:color="000000" w:space="0" w:sz="0" w:val="none"/>
                 <w:between w:color="000000" w:space="0" w:sz="0" w:val="none"/>
               </w:pBdr>
-              <w:spacing w:after="0" w:before="0" w:lineRule="auto"/>
+              <w:spacing w:after="0" w:before="0" w:line="240" w:lineRule="auto"/>
               <w:rPr>
                 <w:highlight w:val="yellow"/>
               </w:rPr>
@@ -2036,7 +1929,7 @@
               <w:rPr>
                 <w:rtl w:val="0"/>
               </w:rPr>
-              <w:t xml:space="preserve">{{executorBank}}</w:t>
+              <w:t xml:space="preserve">{{executorAccount}}</w:t>
             </w:r>
             <w:r>
               <w:rPr>
@@ -2070,7 +1963,7 @@
           </w:tcPr>
           <w:p>
             <w:pPr>
-              <w:spacing w:after="0" w:before="0" w:lineRule="auto"/>
+              <w:spacing w:after="0" w:before="0" w:line="240" w:lineRule="auto"/>
               <w:jc w:val="center"/>
               <w:rPr/>
             </w:pPr>
@@ -2078,7 +1971,32 @@
               <w:rPr>
                 <w:rtl w:val="0"/>
               </w:rPr>
-              <w:t xml:space="preserve">{{customerCorrLabel}}</w:t>
+              <w:t xml:space="preserve">{{customerBankLabel}}</w:t>
+            </w:r>
+          </w:p>
+        </w:tc>
+        <w:tc>
+          <w:tcPr>
+            <w:shd w:fill="auto" w:val="clear"/>
+            <w:tcMar>
+              <w:top w:w="99.77952755905513" w:type="dxa"/>
+              <w:left w:w="99.77952755905513" w:type="dxa"/>
+              <w:bottom w:w="99.77952755905513" w:type="dxa"/>
+              <w:right w:w="99.77952755905513" w:type="dxa"/>
+            </w:tcMar>
+            <w:vAlign w:val="top"/>
+          </w:tcPr>
+          <w:p>
+            <w:pPr>
+              <w:spacing w:after="0" w:before="0" w:line="240" w:lineRule="auto"/>
+              <w:jc w:val="both"/>
+              <w:rPr/>
+            </w:pPr>
+            <w:r>
+              <w:rPr>
+                <w:rtl w:val="0"/>
+              </w:rPr>
+              <w:t xml:space="preserve">{{customerBank}}</w:t>
             </w:r>
           </w:p>
         </w:tc>
@@ -2101,37 +2019,7 @@
           </w:tcPr>
           <w:p>
             <w:pPr>
-              <w:spacing w:after="0" w:before="0" w:lineRule="auto"/>
-              <w:rPr/>
-            </w:pPr>
-            <w:r>
-              <w:rPr>
-                <w:rtl w:val="0"/>
-              </w:rPr>
-              <w:t xml:space="preserve">{{customerCorr}}</w:t>
-            </w:r>
-          </w:p>
-        </w:tc>
-        <w:tc>
-          <w:tcPr>
-            <w:tcBorders>
-              <w:top w:color="000000" w:space="0" w:sz="0" w:val="nil"/>
-              <w:left w:color="000000" w:space="0" w:sz="0" w:val="nil"/>
-              <w:bottom w:color="000000" w:space="0" w:sz="0" w:val="nil"/>
-              <w:right w:color="000000" w:space="0" w:sz="0" w:val="nil"/>
-            </w:tcBorders>
-            <w:shd w:fill="auto" w:val="clear"/>
-            <w:tcMar>
-              <w:top w:w="99.77952755905513" w:type="dxa"/>
-              <w:left w:w="99.77952755905513" w:type="dxa"/>
-              <w:bottom w:w="99.77952755905513" w:type="dxa"/>
-              <w:right w:w="99.77952755905513" w:type="dxa"/>
-            </w:tcMar>
-            <w:vAlign w:val="center"/>
-          </w:tcPr>
-          <w:p>
-            <w:pPr>
-              <w:spacing w:after="0" w:before="0" w:lineRule="auto"/>
+              <w:spacing w:after="0" w:before="0" w:line="240" w:lineRule="auto"/>
               <w:jc w:val="center"/>
               <w:rPr/>
             </w:pPr>
@@ -2139,7 +2027,7 @@
               <w:rPr>
                 <w:rtl w:val="0"/>
               </w:rPr>
-              <w:t xml:space="preserve">{{executorCorrLabel}}</w:t>
+              <w:t xml:space="preserve">{{executorBankLabel}}</w:t>
             </w:r>
           </w:p>
         </w:tc>
@@ -2170,7 +2058,7 @@
                 <w:right w:color="000000" w:space="0" w:sz="0" w:val="none"/>
                 <w:between w:color="000000" w:space="0" w:sz="0" w:val="none"/>
               </w:pBdr>
-              <w:spacing w:after="0" w:before="0" w:lineRule="auto"/>
+              <w:spacing w:after="0" w:before="0" w:line="240" w:lineRule="auto"/>
               <w:rPr>
                 <w:highlight w:val="yellow"/>
               </w:rPr>
@@ -2179,7 +2067,7 @@
               <w:rPr>
                 <w:rtl w:val="0"/>
               </w:rPr>
-              <w:t xml:space="preserve">{{executorCorr}}</w:t>
+              <w:t xml:space="preserve">{{executorBank}}</w:t>
             </w:r>
             <w:r>
               <w:rPr>
@@ -2213,7 +2101,7 @@
           </w:tcPr>
           <w:p>
             <w:pPr>
-              <w:spacing w:after="0" w:before="0" w:lineRule="auto"/>
+              <w:spacing w:after="0" w:before="0" w:line="240" w:lineRule="auto"/>
               <w:jc w:val="center"/>
               <w:rPr/>
             </w:pPr>
@@ -2221,7 +2109,7 @@
               <w:rPr>
                 <w:rtl w:val="0"/>
               </w:rPr>
-              <w:t xml:space="preserve">{{customerBikLabel}}</w:t>
+              <w:t xml:space="preserve">{{customerCorrLabel}}</w:t>
             </w:r>
           </w:p>
         </w:tc>
@@ -2233,6 +2121,36 @@
               <w:bottom w:color="000000" w:space="0" w:sz="0" w:val="nil"/>
               <w:right w:color="000000" w:space="0" w:sz="0" w:val="nil"/>
             </w:tcBorders>
+            <w:tcMar>
+              <w:top w:w="100.0" w:type="dxa"/>
+              <w:left w:w="100.0" w:type="dxa"/>
+              <w:bottom w:w="100.0" w:type="dxa"/>
+              <w:right w:w="100.0" w:type="dxa"/>
+            </w:tcMar>
+            <w:vAlign w:val="center"/>
+          </w:tcPr>
+          <w:p>
+            <w:pPr>
+              <w:spacing w:after="0" w:before="0" w:line="240" w:lineRule="auto"/>
+              <w:jc w:val="both"/>
+              <w:rPr/>
+            </w:pPr>
+            <w:r>
+              <w:rPr>
+                <w:rtl w:val="0"/>
+              </w:rPr>
+              <w:t xml:space="preserve">{{customerCorr}}</w:t>
+            </w:r>
+          </w:p>
+        </w:tc>
+        <w:tc>
+          <w:tcPr>
+            <w:tcBorders>
+              <w:top w:color="000000" w:space="0" w:sz="0" w:val="nil"/>
+              <w:left w:color="000000" w:space="0" w:sz="0" w:val="nil"/>
+              <w:bottom w:color="000000" w:space="0" w:sz="0" w:val="nil"/>
+              <w:right w:color="000000" w:space="0" w:sz="0" w:val="nil"/>
+            </w:tcBorders>
             <w:shd w:fill="auto" w:val="clear"/>
             <w:tcMar>
               <w:top w:w="99.77952755905513" w:type="dxa"/>
@@ -2244,37 +2162,7 @@
           </w:tcPr>
           <w:p>
             <w:pPr>
-              <w:spacing w:after="0" w:before="0" w:lineRule="auto"/>
-              <w:rPr/>
-            </w:pPr>
-            <w:r>
-              <w:rPr>
-                <w:rtl w:val="0"/>
-              </w:rPr>
-              <w:t xml:space="preserve">{{customerBik}}</w:t>
-            </w:r>
-          </w:p>
-        </w:tc>
-        <w:tc>
-          <w:tcPr>
-            <w:tcBorders>
-              <w:top w:color="000000" w:space="0" w:sz="0" w:val="nil"/>
-              <w:left w:color="000000" w:space="0" w:sz="0" w:val="nil"/>
-              <w:bottom w:color="000000" w:space="0" w:sz="0" w:val="nil"/>
-              <w:right w:color="000000" w:space="0" w:sz="0" w:val="nil"/>
-            </w:tcBorders>
-            <w:shd w:fill="auto" w:val="clear"/>
-            <w:tcMar>
-              <w:top w:w="99.77952755905513" w:type="dxa"/>
-              <w:left w:w="99.77952755905513" w:type="dxa"/>
-              <w:bottom w:w="99.77952755905513" w:type="dxa"/>
-              <w:right w:w="99.77952755905513" w:type="dxa"/>
-            </w:tcMar>
-            <w:vAlign w:val="center"/>
-          </w:tcPr>
-          <w:p>
-            <w:pPr>
-              <w:spacing w:after="0" w:before="0" w:lineRule="auto"/>
+              <w:spacing w:after="0" w:before="0" w:line="240" w:lineRule="auto"/>
               <w:jc w:val="center"/>
               <w:rPr/>
             </w:pPr>
@@ -2282,7 +2170,7 @@
               <w:rPr>
                 <w:rtl w:val="0"/>
               </w:rPr>
-              <w:t xml:space="preserve">{{executorBikLabel}}</w:t>
+              <w:t xml:space="preserve">{{executorCorrLabel}}</w:t>
             </w:r>
           </w:p>
         </w:tc>
@@ -2313,7 +2201,7 @@
                 <w:right w:color="000000" w:space="0" w:sz="0" w:val="none"/>
                 <w:between w:color="000000" w:space="0" w:sz="0" w:val="none"/>
               </w:pBdr>
-              <w:spacing w:after="0" w:before="0" w:lineRule="auto"/>
+              <w:spacing w:after="0" w:before="0" w:line="240" w:lineRule="auto"/>
               <w:rPr>
                 <w:highlight w:val="yellow"/>
               </w:rPr>
@@ -2322,7 +2210,7 @@
               <w:rPr>
                 <w:rtl w:val="0"/>
               </w:rPr>
-              <w:t xml:space="preserve">{{executorBik}}</w:t>
+              <w:t xml:space="preserve">{{executorCorr}}</w:t>
             </w:r>
             <w:r>
               <w:rPr>
@@ -2356,7 +2244,7 @@
           </w:tcPr>
           <w:p>
             <w:pPr>
-              <w:spacing w:after="0" w:before="0" w:lineRule="auto"/>
+              <w:spacing w:after="0" w:before="0" w:line="240" w:lineRule="auto"/>
               <w:jc w:val="center"/>
               <w:rPr/>
             </w:pPr>
@@ -2364,7 +2252,7 @@
               <w:rPr>
                 <w:rtl w:val="0"/>
               </w:rPr>
-              <w:t xml:space="preserve">{{customerEmailLabel}}</w:t>
+              <w:t xml:space="preserve">{{customerBikLabel}}</w:t>
             </w:r>
           </w:p>
         </w:tc>
@@ -2376,6 +2264,36 @@
               <w:bottom w:color="000000" w:space="0" w:sz="0" w:val="nil"/>
               <w:right w:color="000000" w:space="0" w:sz="0" w:val="nil"/>
             </w:tcBorders>
+            <w:tcMar>
+              <w:top w:w="100.0" w:type="dxa"/>
+              <w:left w:w="100.0" w:type="dxa"/>
+              <w:bottom w:w="100.0" w:type="dxa"/>
+              <w:right w:w="100.0" w:type="dxa"/>
+            </w:tcMar>
+            <w:vAlign w:val="center"/>
+          </w:tcPr>
+          <w:p>
+            <w:pPr>
+              <w:spacing w:after="0" w:before="0" w:line="240" w:lineRule="auto"/>
+              <w:jc w:val="both"/>
+              <w:rPr/>
+            </w:pPr>
+            <w:r>
+              <w:rPr>
+                <w:rtl w:val="0"/>
+              </w:rPr>
+              <w:t xml:space="preserve">{{customerBik}}</w:t>
+            </w:r>
+          </w:p>
+        </w:tc>
+        <w:tc>
+          <w:tcPr>
+            <w:tcBorders>
+              <w:top w:color="000000" w:space="0" w:sz="0" w:val="nil"/>
+              <w:left w:color="000000" w:space="0" w:sz="0" w:val="nil"/>
+              <w:bottom w:color="000000" w:space="0" w:sz="0" w:val="nil"/>
+              <w:right w:color="000000" w:space="0" w:sz="0" w:val="nil"/>
+            </w:tcBorders>
             <w:shd w:fill="auto" w:val="clear"/>
             <w:tcMar>
               <w:top w:w="99.77952755905513" w:type="dxa"/>
@@ -2387,37 +2305,7 @@
           </w:tcPr>
           <w:p>
             <w:pPr>
-              <w:spacing w:after="0" w:before="0" w:lineRule="auto"/>
-              <w:rPr/>
-            </w:pPr>
-            <w:r>
-              <w:rPr>
-                <w:rtl w:val="0"/>
-              </w:rPr>
-              <w:t xml:space="preserve">{{customerEmail}}</w:t>
-            </w:r>
-          </w:p>
-        </w:tc>
-        <w:tc>
-          <w:tcPr>
-            <w:tcBorders>
-              <w:top w:color="000000" w:space="0" w:sz="0" w:val="nil"/>
-              <w:left w:color="000000" w:space="0" w:sz="0" w:val="nil"/>
-              <w:bottom w:color="000000" w:space="0" w:sz="0" w:val="nil"/>
-              <w:right w:color="000000" w:space="0" w:sz="0" w:val="nil"/>
-            </w:tcBorders>
-            <w:shd w:fill="auto" w:val="clear"/>
-            <w:tcMar>
-              <w:top w:w="99.77952755905513" w:type="dxa"/>
-              <w:left w:w="99.77952755905513" w:type="dxa"/>
-              <w:bottom w:w="99.77952755905513" w:type="dxa"/>
-              <w:right w:w="99.77952755905513" w:type="dxa"/>
-            </w:tcMar>
-            <w:vAlign w:val="center"/>
-          </w:tcPr>
-          <w:p>
-            <w:pPr>
-              <w:spacing w:after="0" w:before="0" w:lineRule="auto"/>
+              <w:spacing w:after="0" w:before="0" w:line="240" w:lineRule="auto"/>
               <w:jc w:val="center"/>
               <w:rPr/>
             </w:pPr>
@@ -2425,7 +2313,7 @@
               <w:rPr>
                 <w:rtl w:val="0"/>
               </w:rPr>
-              <w:t xml:space="preserve">{{executorEmailLabel}}</w:t>
+              <w:t xml:space="preserve">{{executorBikLabel}}</w:t>
             </w:r>
           </w:p>
         </w:tc>
@@ -2456,7 +2344,157 @@
                 <w:right w:color="000000" w:space="0" w:sz="0" w:val="none"/>
                 <w:between w:color="000000" w:space="0" w:sz="0" w:val="none"/>
               </w:pBdr>
-              <w:spacing w:after="0" w:before="0" w:lineRule="auto"/>
+              <w:spacing w:after="0" w:before="0" w:line="240" w:lineRule="auto"/>
+              <w:rPr>
+                <w:highlight w:val="yellow"/>
+              </w:rPr>
+            </w:pPr>
+            <w:r>
+              <w:rPr>
+                <w:rtl w:val="0"/>
+              </w:rPr>
+              <w:t xml:space="preserve">{{executorBik}}</w:t>
+            </w:r>
+            <w:r>
+              <w:rPr>
+                <w:rtl w:val="0"/>
+              </w:rPr>
+            </w:r>
+          </w:p>
+        </w:tc>
+      </w:tr>
+      <w:tr>
+        <w:trPr>
+          <w:cantSplit w:val="0"/>
+          <w:tblHeader w:val="0"/>
+        </w:trPr>
+        <w:tc>
+          <w:tcPr>
+            <w:tcBorders>
+              <w:top w:color="000000" w:space="0" w:sz="0" w:val="nil"/>
+              <w:left w:color="000000" w:space="0" w:sz="0" w:val="nil"/>
+              <w:bottom w:color="000000" w:space="0" w:sz="0" w:val="nil"/>
+              <w:right w:color="000000" w:space="0" w:sz="0" w:val="nil"/>
+            </w:tcBorders>
+            <w:shd w:fill="auto" w:val="clear"/>
+            <w:tcMar>
+              <w:top w:w="99.77952755905513" w:type="dxa"/>
+              <w:left w:w="99.77952755905513" w:type="dxa"/>
+              <w:bottom w:w="99.77952755905513" w:type="dxa"/>
+              <w:right w:w="99.77952755905513" w:type="dxa"/>
+            </w:tcMar>
+            <w:vAlign w:val="center"/>
+          </w:tcPr>
+          <w:p>
+            <w:pPr>
+              <w:spacing w:after="0" w:before="0" w:line="240" w:lineRule="auto"/>
+              <w:jc w:val="center"/>
+              <w:rPr/>
+            </w:pPr>
+            <w:r>
+              <w:rPr>
+                <w:rtl w:val="0"/>
+              </w:rPr>
+              <w:t xml:space="preserve">{{customerEmailLabel}}</w:t>
+            </w:r>
+          </w:p>
+        </w:tc>
+        <w:tc>
+          <w:tcPr>
+            <w:tcBorders>
+              <w:top w:color="000000" w:space="0" w:sz="0" w:val="nil"/>
+              <w:left w:color="000000" w:space="0" w:sz="0" w:val="nil"/>
+              <w:bottom w:color="000000" w:space="0" w:sz="0" w:val="nil"/>
+              <w:right w:color="000000" w:space="0" w:sz="0" w:val="nil"/>
+            </w:tcBorders>
+            <w:shd w:fill="auto" w:val="clear"/>
+            <w:tcMar>
+              <w:top w:w="99.77952755905513" w:type="dxa"/>
+              <w:left w:w="99.77952755905513" w:type="dxa"/>
+              <w:bottom w:w="99.77952755905513" w:type="dxa"/>
+              <w:right w:w="99.77952755905513" w:type="dxa"/>
+            </w:tcMar>
+            <w:vAlign w:val="center"/>
+          </w:tcPr>
+          <w:p>
+            <w:pPr>
+              <w:spacing w:after="0" w:before="0" w:line="240" w:lineRule="auto"/>
+              <w:rPr>
+                <w:highlight w:val="red"/>
+              </w:rPr>
+            </w:pPr>
+            <w:r>
+              <w:rPr>
+                <w:rtl w:val="0"/>
+              </w:rPr>
+              <w:t xml:space="preserve">{{customerEmail}}</w:t>
+            </w:r>
+            <w:r>
+              <w:rPr>
+                <w:rtl w:val="0"/>
+              </w:rPr>
+            </w:r>
+          </w:p>
+        </w:tc>
+        <w:tc>
+          <w:tcPr>
+            <w:tcBorders>
+              <w:top w:color="000000" w:space="0" w:sz="0" w:val="nil"/>
+              <w:left w:color="000000" w:space="0" w:sz="0" w:val="nil"/>
+              <w:bottom w:color="000000" w:space="0" w:sz="0" w:val="nil"/>
+              <w:right w:color="000000" w:space="0" w:sz="0" w:val="nil"/>
+            </w:tcBorders>
+            <w:shd w:fill="auto" w:val="clear"/>
+            <w:tcMar>
+              <w:top w:w="99.77952755905513" w:type="dxa"/>
+              <w:left w:w="99.77952755905513" w:type="dxa"/>
+              <w:bottom w:w="99.77952755905513" w:type="dxa"/>
+              <w:right w:w="99.77952755905513" w:type="dxa"/>
+            </w:tcMar>
+            <w:vAlign w:val="center"/>
+          </w:tcPr>
+          <w:p>
+            <w:pPr>
+              <w:spacing w:after="0" w:before="0" w:line="240" w:lineRule="auto"/>
+              <w:jc w:val="center"/>
+              <w:rPr/>
+            </w:pPr>
+            <w:r>
+              <w:rPr>
+                <w:rtl w:val="0"/>
+              </w:rPr>
+              <w:t xml:space="preserve">{{executorEmailLabel}}</w:t>
+            </w:r>
+          </w:p>
+        </w:tc>
+        <w:tc>
+          <w:tcPr>
+            <w:tcBorders>
+              <w:top w:color="000000" w:space="0" w:sz="0" w:val="nil"/>
+              <w:left w:color="000000" w:space="0" w:sz="0" w:val="nil"/>
+              <w:bottom w:color="000000" w:space="0" w:sz="0" w:val="nil"/>
+              <w:right w:color="000000" w:space="0" w:sz="0" w:val="nil"/>
+            </w:tcBorders>
+            <w:shd w:fill="auto" w:val="clear"/>
+            <w:tcMar>
+              <w:top w:w="99.77952755905513" w:type="dxa"/>
+              <w:left w:w="99.77952755905513" w:type="dxa"/>
+              <w:bottom w:w="99.77952755905513" w:type="dxa"/>
+              <w:right w:w="99.77952755905513" w:type="dxa"/>
+            </w:tcMar>
+            <w:vAlign w:val="center"/>
+          </w:tcPr>
+          <w:p>
+            <w:pPr>
+              <w:widowControl w:val="1"/>
+              <w:pBdr>
+                <w:top w:color="000000" w:space="0" w:sz="0" w:val="none"/>
+                <w:left w:color="000000" w:space="0" w:sz="0" w:val="none"/>
+                <w:bottom w:color="000000" w:space="0" w:sz="0" w:val="none"/>
+                <w:right w:color="000000" w:space="0" w:sz="0" w:val="none"/>
+                <w:between w:color="000000" w:space="0" w:sz="0" w:val="none"/>
+              </w:pBdr>
+              <w:spacing w:after="0" w:before="0" w:line="240" w:lineRule="auto"/>
               <w:rPr/>
             </w:pPr>
             <w:r>
@@ -2494,7 +2532,7 @@
           </w:tcPr>
           <w:p>
             <w:pPr>
-              <w:spacing w:after="0" w:before="0" w:lineRule="auto"/>
+              <w:spacing w:after="0" w:before="0" w:line="240" w:lineRule="auto"/>
               <w:rPr>
                 <w:b w:val="1"/>
                 <w:bCs w:val="1"/>
@@ -2511,64 +2549,66 @@
           </w:p>
           <w:p>
             <w:pPr>
-              <w:spacing w:after="0" w:before="0" w:lineRule="auto"/>
-              <w:rPr>
-                <w:b w:val="1"/>
-                <w:bCs w:val="1"/>
-              </w:rPr>
-            </w:pPr>
-            <w:r>
-              <w:rPr>
-                <w:rtl w:val="0"/>
-              </w:rPr>
-            </w:r>
-          </w:p>
-          <w:p>
-            <w:pPr>
-              <w:spacing w:after="0" w:before="0" w:lineRule="auto"/>
-              <w:rPr>
-                <w:b w:val="1"/>
-                <w:bCs w:val="1"/>
-              </w:rPr>
-            </w:pPr>
-            <w:r>
-              <w:rPr>
-                <w:rtl w:val="0"/>
-              </w:rPr>
-            </w:r>
-          </w:p>
-          <w:p>
-            <w:pPr>
-              <w:spacing w:after="0" w:before="0" w:lineRule="auto"/>
-              <w:rPr>
-                <w:b w:val="1"/>
-                <w:bCs w:val="1"/>
-              </w:rPr>
-            </w:pPr>
-            <w:r>
-              <w:rPr>
-                <w:b w:val="1"/>
-                <w:bCs w:val="1"/>
-                <w:rtl w:val="0"/>
-              </w:rPr>
-              <w:t xml:space="preserve">_________________/ {{customerSignature}}</w:t>
-            </w:r>
-          </w:p>
-          <w:p>
-            <w:pPr>
-              <w:spacing w:after="0" w:before="0" w:lineRule="auto"/>
-              <w:rPr>
-                <w:b w:val="1"/>
-                <w:bCs w:val="1"/>
-              </w:rPr>
-            </w:pPr>
-            <w:r>
-              <w:rPr>
-                <w:b w:val="1"/>
-                <w:bCs w:val="1"/>
+              <w:spacing w:after="0" w:before="0" w:line="240" w:lineRule="auto"/>
+              <w:rPr>
+                <w:b w:val="1"/>
+                <w:bCs w:val="1"/>
+              </w:rPr>
+            </w:pPr>
+            <w:r>
+              <w:rPr>
+                <w:rtl w:val="0"/>
+              </w:rPr>
+              <w:br w:type="textWrapping"/>
+            </w:r>
+            <w:r>
+              <w:rPr>
+                <w:rtl w:val="0"/>
+              </w:rPr>
+            </w:r>
+          </w:p>
+          <w:p>
+            <w:pPr>
+              <w:spacing w:after="0" w:before="0" w:line="240" w:lineRule="auto"/>
+              <w:rPr/>
+            </w:pPr>
+            <w:r>
+              <w:rPr>
+                <w:rtl w:val="0"/>
+              </w:rPr>
+              <w:t xml:space="preserve">_____________________ /</w:t>
+            </w:r>
+            <w:r>
+              <w:rPr>
+                <w:highlight w:val="white"/>
+                <w:rtl w:val="0"/>
+              </w:rPr>
+              <w:t xml:space="preserve"> {{customerSignature}}</w:t>
+            </w:r>
+            <w:r>
+              <w:rPr>
+                <w:rtl w:val="0"/>
+              </w:rPr>
+            </w:r>
+          </w:p>
+          <w:p>
+            <w:pPr>
+              <w:spacing w:after="0" w:before="0" w:line="240" w:lineRule="auto"/>
+              <w:rPr>
+                <w:b w:val="1"/>
+                <w:bCs w:val="1"/>
+              </w:rPr>
+            </w:pPr>
+            <w:r>
+              <w:rPr>
                 <w:rtl w:val="0"/>
               </w:rPr>
               <w:t xml:space="preserve">{{customerStamp}}</w:t>
+            </w:r>
+            <w:r>
+              <w:rPr>
+                <w:rtl w:val="0"/>
+              </w:rPr>
             </w:r>
           </w:p>
         </w:tc>
@@ -2592,7 +2632,7 @@
           </w:tcPr>
           <w:p>
             <w:pPr>
-              <w:spacing w:after="0" w:before="0" w:lineRule="auto"/>
+              <w:spacing w:after="0" w:before="0" w:line="240" w:lineRule="auto"/>
               <w:rPr>
                 <w:b w:val="1"/>
                 <w:bCs w:val="1"/>
@@ -2606,38 +2646,40 @@
               </w:rPr>
               <w:t xml:space="preserve">{{executorPosition}}</w:t>
             </w:r>
-          </w:p>
-          <w:p>
-            <w:pPr>
-              <w:spacing w:after="0" w:before="0" w:lineRule="auto"/>
-              <w:rPr>
-                <w:b w:val="1"/>
-                <w:bCs w:val="1"/>
-              </w:rPr>
-            </w:pPr>
-            <w:r>
-              <w:rPr>
-                <w:rtl w:val="0"/>
-              </w:rPr>
-            </w:r>
-          </w:p>
-          <w:p>
-            <w:pPr>
-              <w:spacing w:after="0" w:before="0" w:lineRule="auto"/>
-              <w:rPr>
-                <w:b w:val="1"/>
-                <w:bCs w:val="1"/>
-              </w:rPr>
-            </w:pPr>
-            <w:r>
-              <w:rPr>
-                <w:rtl w:val="0"/>
-              </w:rPr>
-            </w:r>
-          </w:p>
-          <w:p>
-            <w:pPr>
-              <w:spacing w:after="0" w:before="0" w:lineRule="auto"/>
+            <w:r/>
+            <w:r/>
+          </w:p>
+          <w:p>
+            <w:pPr>
+              <w:spacing w:after="0" w:before="0" w:line="240" w:lineRule="auto"/>
+              <w:rPr>
+                <w:b w:val="1"/>
+                <w:bCs w:val="1"/>
+              </w:rPr>
+            </w:pPr>
+            <w:r>
+              <w:rPr>
+                <w:rtl w:val="0"/>
+              </w:rPr>
+            </w:r>
+          </w:p>
+          <w:p>
+            <w:pPr>
+              <w:spacing w:after="0" w:before="0" w:line="240" w:lineRule="auto"/>
+              <w:rPr>
+                <w:b w:val="1"/>
+                <w:bCs w:val="1"/>
+              </w:rPr>
+            </w:pPr>
+            <w:r>
+              <w:rPr>
+                <w:rtl w:val="0"/>
+              </w:rPr>
+            </w:r>
+          </w:p>
+          <w:p>
+            <w:pPr>
+              <w:spacing w:after="0" w:before="0" w:line="240" w:lineRule="auto"/>
               <w:rPr>
                 <w:b w:val="1"/>
                 <w:bCs w:val="1"/>
@@ -2654,7 +2696,7 @@
           </w:p>
           <w:p>
             <w:pPr>
-              <w:spacing w:after="0" w:before="0" w:lineRule="auto"/>
+              <w:spacing w:after="0" w:before="0" w:line="240" w:lineRule="auto"/>
               <w:rPr>
                 <w:b w:val="1"/>
                 <w:bCs w:val="1"/>
@@ -2699,7 +2741,61 @@
     </w:p>
     <w:p>
       <w:pPr>
-        <w:keepNext w:val="0"/>
+        <w:keepNext w:val="1"/>
+        <w:keepLines w:val="0"/>
+        <w:pageBreakBefore w:val="1"/>
+        <w:widowControl w:val="1"/>
+        <w:pBdr>
+          <w:top w:space="0" w:sz="0" w:val="nil"/>
+          <w:left w:space="0" w:sz="0" w:val="nil"/>
+          <w:bottom w:space="0" w:sz="0" w:val="nil"/>
+          <w:right w:space="0" w:sz="0" w:val="nil"/>
+          <w:between w:space="0" w:sz="0" w:val="nil"/>
+        </w:pBdr>
+        <w:shd w:fill="auto" w:val="clear"/>
+        <w:spacing w:after="0" w:before="0" w:line="240" w:lineRule="auto"/>
+        <w:ind w:left="0" w:right="0" w:firstLine="0"/>
+        <w:jc w:val="right"/>
+        <w:rPr>
+          <w:i w:val="0"/>
+          <w:iCs w:val="0"/>
+          <w:smallCaps w:val="0"/>
+          <w:strike w:val="0"/>
+          <w:color w:val="000000"/>
+          <w:u w:val="none"/>
+          <w:shd w:fill="auto" w:val="clear"/>
+          <w:vertAlign w:val="baseline"/>
+        </w:rPr>
+      </w:pPr>
+      <w:r>
+        <w:rPr>
+          <w:i w:val="0"/>
+          <w:iCs w:val="0"/>
+          <w:smallCaps w:val="0"/>
+          <w:strike w:val="0"/>
+          <w:color w:val="000000"/>
+          <w:u w:val="none"/>
+          <w:shd w:fill="auto" w:val="clear"/>
+          <w:vertAlign w:val="baseline"/>
+          <w:rtl w:val="0"/>
+        </w:rPr>
+        <w:t xml:space="preserve">Приложение № </w:t>
+      </w:r>
+      <w:r>
+        <w:rPr>
+          <w:rtl w:val="0"/>
+        </w:rPr>
+        <w:t xml:space="preserve">1</w:t>
+      </w:r>
+      <w:r>
+        <w:rPr>
+          <w:rtl w:val="0"/>
+        </w:rPr>
+      </w:r>
+    </w:p>
+    <w:p>
+      <w:pPr>
+        <w:keepNext w:val="1"/>
         <w:keepLines w:val="0"/>
         <w:pageBreakBefore w:val="0"/>
         <w:widowControl w:val="1"/>
@@ -2714,17 +2810,68 @@
         <w:spacing w:after="0" w:before="0" w:line="240" w:lineRule="auto"/>
         <w:ind w:left="0" w:right="0" w:firstLine="0"/>
         <w:jc w:val="right"/>
-        <w:rPr/>
-      </w:pPr>
-      <w:r>
-        <w:rPr>
-          <w:rtl w:val="0"/>
-        </w:rPr>
-      </w:r>
-    </w:p>
-    <w:p>
-      <w:pPr>
-        <w:keepNext w:val="0"/>
+        <w:rPr>
+          <w:i w:val="0"/>
+          <w:iCs w:val="0"/>
+          <w:smallCaps w:val="0"/>
+          <w:strike w:val="0"/>
+          <w:color w:val="000000"/>
+          <w:u w:val="none"/>
+          <w:shd w:fill="auto" w:val="clear"/>
+          <w:vertAlign w:val="baseline"/>
+        </w:rPr>
+      </w:pPr>
+      <w:r>
+        <w:rPr>
+          <w:i w:val="0"/>
+          <w:iCs w:val="0"/>
+          <w:smallCaps w:val="0"/>
+          <w:strike w:val="0"/>
+          <w:color w:val="000000"/>
+          <w:u w:val="none"/>
+          <w:shd w:fill="auto" w:val="clear"/>
+          <w:vertAlign w:val="baseline"/>
+          <w:rtl w:val="0"/>
+        </w:rPr>
+        <w:t xml:space="preserve">к Договору оказания услуг №</w:t>
+      </w:r>
+      <w:r>
+        <w:rPr>
+          <w:rtl w:val="0"/>
+        </w:rPr>
+        <w:t xml:space="preserve"> {{contractNumber}}</w:t>
+        <w:br w:type="textWrapping"/>
+        <w:t xml:space="preserve"> </w:t>
+      </w:r>
+      <w:r>
+        <w:rPr>
+          <w:i w:val="0"/>
+          <w:iCs w:val="0"/>
+          <w:smallCaps w:val="0"/>
+          <w:strike w:val="0"/>
+          <w:color w:val="000000"/>
+          <w:u w:val="none"/>
+          <w:shd w:fill="auto" w:val="clear"/>
+          <w:vertAlign w:val="baseline"/>
+          <w:rtl w:val="0"/>
+        </w:rPr>
+        <w:t xml:space="preserve">от </w:t>
+      </w:r>
+      <w:r>
+        <w:rPr>
+          <w:rtl w:val="0"/>
+        </w:rPr>
+        <w:t xml:space="preserve">{{contractDateYear}}</w:t>
+      </w:r>
+      <w:r>
+        <w:rPr>
+          <w:rtl w:val="0"/>
+        </w:rPr>
+      </w:r>
+    </w:p>
+    <w:p>
+      <w:pPr>
+        <w:keepNext w:val="1"/>
         <w:keepLines w:val="0"/>
         <w:pageBreakBefore w:val="0"/>
         <w:widowControl w:val="1"/>
@@ -2738,21 +2885,21 @@
         <w:shd w:fill="auto" w:val="clear"/>
         <w:spacing w:after="0" w:before="0" w:line="240" w:lineRule="auto"/>
         <w:ind w:left="0" w:right="0" w:firstLine="0"/>
-        <w:jc w:val="right"/>
-        <w:rPr/>
-      </w:pPr>
-      <w:r>
-        <w:br w:type="page"/>
-      </w:r>
-      <w:r>
-        <w:rPr>
-          <w:rtl w:val="0"/>
-        </w:rPr>
-      </w:r>
-    </w:p>
-    <w:p>
-      <w:pPr>
-        <w:keepNext w:val="0"/>
+        <w:jc w:val="center"/>
+        <w:rPr>
+          <w:b w:val="1"/>
+          <w:bCs w:val="1"/>
+        </w:rPr>
+      </w:pPr>
+      <w:r>
+        <w:rPr>
+          <w:rtl w:val="0"/>
+        </w:rPr>
+      </w:r>
+    </w:p>
+    <w:p>
+      <w:pPr>
+        <w:keepNext w:val="1"/>
         <w:keepLines w:val="0"/>
         <w:pageBreakBefore w:val="0"/>
         <w:widowControl w:val="1"/>
@@ -2766,8 +2913,16 @@
         <w:shd w:fill="auto" w:val="clear"/>
         <w:spacing w:after="0" w:before="0" w:line="240" w:lineRule="auto"/>
         <w:ind w:left="0" w:right="0" w:firstLine="0"/>
-        <w:jc w:val="right"/>
-        <w:rPr>
+        <w:jc w:val="center"/>
+        <w:rPr>
+          <w:b w:val="1"/>
+          <w:bCs w:val="1"/>
+        </w:rPr>
+      </w:pPr>
+      <w:r>
+        <w:rPr>
+          <w:b w:val="1"/>
+          <w:bCs w:val="1"/>
           <w:i w:val="0"/>
           <w:iCs w:val="0"/>
           <w:smallCaps w:val="0"/>
@@ -2776,37 +2931,19 @@
           <w:u w:val="none"/>
           <w:shd w:fill="auto" w:val="clear"/>
           <w:vertAlign w:val="baseline"/>
-        </w:rPr>
-      </w:pPr>
-      <w:r>
-        <w:rPr>
-          <w:i w:val="0"/>
-          <w:iCs w:val="0"/>
-          <w:smallCaps w:val="0"/>
-          <w:strike w:val="0"/>
-          <w:color w:val="000000"/>
-          <w:u w:val="none"/>
-          <w:shd w:fill="auto" w:val="clear"/>
-          <w:vertAlign w:val="baseline"/>
-          <w:rtl w:val="0"/>
-        </w:rPr>
-        <w:t xml:space="preserve">Приложение № </w:t>
-      </w:r>
-      <w:r>
-        <w:rPr>
-          <w:rtl w:val="0"/>
-        </w:rPr>
-        <w:t xml:space="preserve">1</w:t>
-      </w:r>
-      <w:r>
-        <w:rPr>
-          <w:rtl w:val="0"/>
-        </w:rPr>
-      </w:r>
-    </w:p>
-    <w:p>
-      <w:pPr>
-        <w:keepNext w:val="0"/>
+          <w:rtl w:val="0"/>
+        </w:rPr>
+        <w:t xml:space="preserve">СПЕЦИФИКАЦИЯ № 1 </w:t>
+      </w:r>
+      <w:r>
+        <w:rPr>
+          <w:rtl w:val="0"/>
+        </w:rPr>
+      </w:r>
+    </w:p>
+    <w:p>
+      <w:pPr>
+        <w:keepNext w:val="1"/>
         <w:keepLines w:val="0"/>
         <w:pageBreakBefore w:val="0"/>
         <w:widowControl w:val="1"/>
@@ -2820,206 +2957,16 @@
         <w:shd w:fill="auto" w:val="clear"/>
         <w:spacing w:after="0" w:before="0" w:line="240" w:lineRule="auto"/>
         <w:ind w:left="0" w:right="0" w:firstLine="0"/>
-        <w:jc w:val="right"/>
-        <w:rPr>
-          <w:i w:val="0"/>
-          <w:iCs w:val="0"/>
-          <w:smallCaps w:val="0"/>
-          <w:strike w:val="0"/>
-          <w:color w:val="000000"/>
-          <w:u w:val="none"/>
-          <w:shd w:fill="auto" w:val="clear"/>
-          <w:vertAlign w:val="baseline"/>
-        </w:rPr>
-      </w:pPr>
-      <w:r>
-        <w:rPr>
-          <w:i w:val="0"/>
-          <w:iCs w:val="0"/>
-          <w:smallCaps w:val="0"/>
-          <w:strike w:val="0"/>
-          <w:color w:val="000000"/>
-          <w:u w:val="none"/>
-          <w:shd w:fill="auto" w:val="clear"/>
-          <w:vertAlign w:val="baseline"/>
-          <w:rtl w:val="0"/>
-        </w:rPr>
-        <w:t xml:space="preserve">{{appendixContract}}</w:t>
-      </w:r>
-    </w:p>
-    <w:p>
-      <w:pPr>
-        <w:keepNext w:val="0"/>
-        <w:keepLines w:val="0"/>
-        <w:pageBreakBefore w:val="0"/>
-        <w:widowControl w:val="1"/>
-        <w:pBdr>
-          <w:top w:space="0" w:sz="0" w:val="nil"/>
-          <w:left w:space="0" w:sz="0" w:val="nil"/>
-          <w:bottom w:space="0" w:sz="0" w:val="nil"/>
-          <w:right w:space="0" w:sz="0" w:val="nil"/>
-          <w:between w:space="0" w:sz="0" w:val="nil"/>
-        </w:pBdr>
-        <w:shd w:fill="auto" w:val="clear"/>
-        <w:spacing w:after="0" w:before="0" w:line="240" w:lineRule="auto"/>
-        <w:ind w:left="0" w:right="0" w:firstLine="0"/>
-        <w:jc w:val="right"/>
-        <w:rPr>
-          <w:i w:val="0"/>
-          <w:iCs w:val="0"/>
-          <w:smallCaps w:val="0"/>
-          <w:strike w:val="0"/>
-          <w:color w:val="000000"/>
-          <w:u w:val="none"/>
-          <w:shd w:fill="auto" w:val="clear"/>
-          <w:vertAlign w:val="baseline"/>
-        </w:rPr>
-      </w:pPr>
-      <w:r>
-        <w:rPr>
-          <w:i w:val="0"/>
-          <w:iCs w:val="0"/>
-          <w:smallCaps w:val="0"/>
-          <w:strike w:val="0"/>
-          <w:color w:val="000000"/>
-          <w:u w:val="none"/>
-          <w:shd w:fill="auto" w:val="clear"/>
-          <w:vertAlign w:val="baseline"/>
-          <w:rtl w:val="0"/>
-        </w:rPr>
-        <w:t xml:space="preserve">{{appendixReference}}</w:t>
-      </w:r>
-      <w:r>
-        <w:rPr>
-          <w:rtl w:val="0"/>
-        </w:rPr>
-        <w:t xml:space="preserve"/>
-      </w:r>
-      <w:r>
-        <w:rPr>
-          <w:i w:val="0"/>
-          <w:iCs w:val="0"/>
-          <w:smallCaps w:val="0"/>
-          <w:strike w:val="0"/>
-          <w:color w:val="000000"/>
-          <w:u w:val="none"/>
-          <w:shd w:fill="auto" w:val="clear"/>
-          <w:vertAlign w:val="baseline"/>
-          <w:rtl w:val="0"/>
-        </w:rPr>
-        <w:t xml:space="preserve"/>
-      </w:r>
-      <w:r>
-        <w:rPr>
-          <w:rtl w:val="0"/>
-        </w:rPr>
-        <w:t xml:space="preserve"/>
-      </w:r>
-      <w:r>
-        <w:rPr>
-          <w:i w:val="0"/>
-          <w:iCs w:val="0"/>
-          <w:smallCaps w:val="0"/>
-          <w:strike w:val="0"/>
-          <w:color w:val="000000"/>
-          <w:u w:val="none"/>
-          <w:shd w:fill="auto" w:val="clear"/>
-          <w:vertAlign w:val="baseline"/>
-          <w:rtl w:val="0"/>
-        </w:rPr>
-        <w:t xml:space="preserve"/>
-      </w:r>
-      <w:r>
-        <w:rPr>
-          <w:rtl w:val="0"/>
-        </w:rPr>
-        <w:t xml:space="preserve"/>
-      </w:r>
-      <w:r>
-        <w:rPr>
-          <w:i w:val="0"/>
-          <w:iCs w:val="0"/>
-          <w:smallCaps w:val="0"/>
-          <w:strike w:val="0"/>
-          <w:color w:val="000000"/>
-          <w:u w:val="none"/>
-          <w:shd w:fill="auto" w:val="clear"/>
-          <w:vertAlign w:val="baseline"/>
-          <w:rtl w:val="0"/>
-        </w:rPr>
-        <w:t xml:space="preserve"/>
-      </w:r>
-    </w:p>
-    <w:p>
-      <w:pPr>
-        <w:keepNext w:val="0"/>
-        <w:keepLines w:val="0"/>
-        <w:pageBreakBefore w:val="0"/>
-        <w:widowControl w:val="1"/>
-        <w:pBdr>
-          <w:top w:space="0" w:sz="0" w:val="nil"/>
-          <w:left w:space="0" w:sz="0" w:val="nil"/>
-          <w:bottom w:space="0" w:sz="0" w:val="nil"/>
-          <w:right w:space="0" w:sz="0" w:val="nil"/>
-          <w:between w:space="0" w:sz="0" w:val="nil"/>
-        </w:pBdr>
-        <w:shd w:fill="auto" w:val="clear"/>
-        <w:spacing w:after="0" w:before="0" w:line="240" w:lineRule="auto"/>
-        <w:ind w:left="0" w:right="0" w:firstLine="0"/>
-        <w:jc w:val="right"/>
-        <w:rPr/>
-      </w:pPr>
-      <w:r>
-        <w:rPr>
-          <w:rtl w:val="0"/>
-        </w:rPr>
-      </w:r>
-    </w:p>
-    <w:p>
-      <w:pPr>
-        <w:keepNext w:val="0"/>
-        <w:keepLines w:val="0"/>
-        <w:pageBreakBefore w:val="0"/>
-        <w:widowControl w:val="1"/>
-        <w:pBdr>
-          <w:top w:space="0" w:sz="0" w:val="nil"/>
-          <w:left w:space="0" w:sz="0" w:val="nil"/>
-          <w:bottom w:space="0" w:sz="0" w:val="nil"/>
-          <w:right w:space="0" w:sz="0" w:val="nil"/>
-          <w:between w:space="0" w:sz="0" w:val="nil"/>
-        </w:pBdr>
-        <w:shd w:fill="auto" w:val="clear"/>
-        <w:spacing w:after="200" w:before="0" w:line="240" w:lineRule="auto"/>
-        <w:ind w:left="0" w:right="0" w:firstLine="0"/>
         <w:jc w:val="center"/>
         <w:rPr>
           <w:b w:val="1"/>
           <w:bCs w:val="1"/>
-          <w:i w:val="0"/>
-          <w:iCs w:val="0"/>
-          <w:smallCaps w:val="0"/>
-          <w:strike w:val="0"/>
-          <w:color w:val="000000"/>
-          <w:u w:val="none"/>
-          <w:shd w:fill="auto" w:val="clear"/>
-          <w:vertAlign w:val="baseline"/>
-        </w:rPr>
-      </w:pPr>
-      <w:r>
-        <w:rPr>
-          <w:b w:val="1"/>
-          <w:bCs w:val="1"/>
-          <w:i w:val="0"/>
-          <w:iCs w:val="0"/>
-          <w:smallCaps w:val="0"/>
-          <w:strike w:val="0"/>
-          <w:color w:val="000000"/>
-          <w:u w:val="none"/>
-          <w:shd w:fill="auto" w:val="clear"/>
-          <w:vertAlign w:val="baseline"/>
-          <w:rtl w:val="0"/>
-        </w:rPr>
-        <w:t xml:space="preserve">СПЕЦИФИКАЦИЯ № 1 </w:t>
+        </w:rPr>
+      </w:pPr>
+      <w:r>
+        <w:rPr>
+          <w:rtl w:val="0"/>
+        </w:rPr>
       </w:r>
     </w:p>
     <w:tbl>
@@ -3028,12 +2975,12 @@
         <w:tblW w:w="10500.0" w:type="dxa"/>
         <w:jc w:val="center"/>
         <w:tblBorders>
-          <w:top w:color="000000" w:space="0" w:sz="6" w:val="single"/>
-          <w:left w:color="000000" w:space="0" w:sz="6" w:val="single"/>
-          <w:bottom w:color="000000" w:space="0" w:sz="6" w:val="single"/>
-          <w:right w:color="000000" w:space="0" w:sz="6" w:val="single"/>
-          <w:insideH w:color="000000" w:space="0" w:sz="6" w:val="single"/>
-          <w:insideV w:color="000000" w:space="0" w:sz="6" w:val="single"/>
+          <w:top w:color="ffffff" w:space="0" w:sz="8" w:val="single"/>
+          <w:left w:color="ffffff" w:space="0" w:sz="8" w:val="single"/>
+          <w:bottom w:color="ffffff" w:space="0" w:sz="8" w:val="single"/>
+          <w:right w:color="ffffff" w:space="0" w:sz="8" w:val="single"/>
+          <w:insideH w:color="ffffff" w:space="0" w:sz="8" w:val="single"/>
+          <w:insideV w:color="ffffff" w:space="0" w:sz="8" w:val="single"/>
         </w:tblBorders>
         <w:tblLayout w:type="fixed"/>
         <w:tblLook w:val="0400"/>
@@ -3058,17 +3005,17 @@
       </w:tblGrid>
       <w:tr>
         <w:trPr>
+          <w:cantSplit w:val="0"/>
           <w:trHeight w:val="75" w:hRule="atLeast"/>
-          <w:cantSplit/>
-          <w:tblHeader/>
+          <w:tblHeader w:val="1"/>
         </w:trPr>
         <w:tc>
           <w:tcPr>
             <w:tcBorders>
-              <w:top w:color="000000" w:space="0" w:sz="6" w:val="single"/>
-              <w:left w:color="000000" w:space="0" w:sz="6" w:val="single"/>
-              <w:bottom w:color="000000" w:space="0" w:sz="6" w:val="single"/>
-              <w:right w:color="000000" w:space="0" w:sz="6" w:val="single"/>
+              <w:top w:color="000000" w:space="0" w:sz="4" w:val="single"/>
+              <w:left w:color="000000" w:space="0" w:sz="4" w:val="single"/>
+              <w:bottom w:color="000000" w:space="0" w:sz="4" w:val="single"/>
+              <w:right w:color="000000" w:space="0" w:sz="4" w:val="single"/>
             </w:tcBorders>
             <w:shd w:fill="auto" w:val="clear"/>
             <w:tcMar>
@@ -3104,10 +3051,10 @@
         <w:tc>
           <w:tcPr>
             <w:tcBorders>
-              <w:top w:color="000000" w:space="0" w:sz="6" w:val="single"/>
-              <w:left w:color="000000" w:space="0" w:sz="6" w:val="single"/>
-              <w:bottom w:color="000000" w:space="0" w:sz="6" w:val="single"/>
-              <w:right w:color="000000" w:space="0" w:sz="6" w:val="single"/>
+              <w:top w:color="000000" w:space="0" w:sz="4" w:val="single"/>
+              <w:left w:color="000000" w:space="0" w:sz="4" w:val="single"/>
+              <w:bottom w:color="000000" w:space="0" w:sz="4" w:val="single"/>
+              <w:right w:color="000000" w:space="0" w:sz="4" w:val="single"/>
             </w:tcBorders>
             <w:shd w:fill="auto" w:val="clear"/>
             <w:tcMar>
@@ -3173,10 +3120,10 @@
         <w:tc>
           <w:tcPr>
             <w:tcBorders>
-              <w:top w:color="000000" w:space="0" w:sz="6" w:val="single"/>
-              <w:left w:color="000000" w:space="0" w:sz="6" w:val="single"/>
-              <w:bottom w:color="000000" w:space="0" w:sz="6" w:val="single"/>
-              <w:right w:color="000000" w:space="0" w:sz="6" w:val="single"/>
+              <w:top w:color="000000" w:space="0" w:sz="4" w:val="single"/>
+              <w:left w:color="000000" w:space="0" w:sz="4" w:val="single"/>
+              <w:bottom w:color="000000" w:space="0" w:sz="4" w:val="single"/>
+              <w:right w:color="000000" w:space="0" w:sz="4" w:val="single"/>
             </w:tcBorders>
             <w:shd w:fill="auto" w:val="clear"/>
             <w:tcMar>
@@ -3234,10 +3181,10 @@
         <w:tc>
           <w:tcPr>
             <w:tcBorders>
-              <w:top w:color="000000" w:space="0" w:sz="6" w:val="single"/>
-              <w:left w:color="000000" w:space="0" w:sz="6" w:val="single"/>
-              <w:bottom w:color="000000" w:space="0" w:sz="6" w:val="single"/>
-              <w:right w:color="000000" w:space="0" w:sz="6" w:val="single"/>
+              <w:top w:color="000000" w:space="0" w:sz="4" w:val="single"/>
+              <w:left w:color="000000" w:space="0" w:sz="4" w:val="single"/>
+              <w:bottom w:color="000000" w:space="0" w:sz="4" w:val="single"/>
+              <w:right w:color="000000" w:space="0" w:sz="4" w:val="single"/>
             </w:tcBorders>
             <w:shd w:fill="auto" w:val="clear"/>
             <w:tcMar>
@@ -3327,10 +3274,10 @@
         <w:tc>
           <w:tcPr>
             <w:tcBorders>
-              <w:top w:color="000000" w:space="0" w:sz="6" w:val="single"/>
-              <w:left w:color="000000" w:space="0" w:sz="6" w:val="single"/>
-              <w:bottom w:color="000000" w:space="0" w:sz="6" w:val="single"/>
-              <w:right w:color="000000" w:space="0" w:sz="6" w:val="single"/>
+              <w:top w:color="000000" w:space="0" w:sz="4" w:val="single"/>
+              <w:left w:color="000000" w:space="0" w:sz="4" w:val="single"/>
+              <w:bottom w:color="000000" w:space="0" w:sz="4" w:val="single"/>
+              <w:right w:color="000000" w:space="0" w:sz="4" w:val="single"/>
             </w:tcBorders>
             <w:shd w:fill="auto" w:val="clear"/>
             <w:tcMar>
@@ -3452,10 +3399,10 @@
         <w:tc>
           <w:tcPr>
             <w:tcBorders>
-              <w:top w:color="000000" w:space="0" w:sz="6" w:val="single"/>
-              <w:left w:color="000000" w:space="0" w:sz="6" w:val="single"/>
-              <w:bottom w:color="000000" w:space="0" w:sz="6" w:val="single"/>
-              <w:right w:color="000000" w:space="0" w:sz="6" w:val="single"/>
+              <w:top w:color="000000" w:space="0" w:sz="4" w:val="single"/>
+              <w:left w:color="000000" w:space="0" w:sz="4" w:val="single"/>
+              <w:bottom w:color="000000" w:space="0" w:sz="4" w:val="single"/>
+              <w:right w:color="000000" w:space="0" w:sz="4" w:val="single"/>
             </w:tcBorders>
             <w:shd w:fill="auto" w:val="clear"/>
             <w:tcMar>
@@ -3549,49 +3496,19 @@
           </w:p>
         </w:tc>
       </w:tr>
-      <!--items:0:start-->
       <w:tr>
         <w:trPr>
-          <w:cantSplit/>
+          <w:cantSplit w:val="0"/>
+          <w:trHeight w:val="500.9765625" w:hRule="atLeast"/>
+          <w:tblHeader w:val="0"/>
         </w:trPr>
         <w:tc>
           <w:tcPr>
             <w:tcBorders>
-              <w:top w:color="000000" w:space="0" w:sz="6" w:val="single"/>
-              <w:left w:color="000000" w:space="0" w:sz="6" w:val="single"/>
+              <w:top w:color="000000" w:space="0" w:sz="4" w:val="single"/>
+              <w:left w:color="000000" w:space="0" w:sz="4" w:val="single"/>
               <w:bottom w:color="000000" w:space="0" w:sz="6" w:val="single"/>
-              <w:right w:color="000000" w:space="0" w:sz="6" w:val="single"/>
-            </w:tcBorders>
-            <w:shd w:fill="auto" w:val="clear"/>
-            <w:tcMar>
-              <w:top w:w="99.77952755905513" w:type="dxa"/>
-              <w:left w:w="40" w:type="dxa"/>
-              <w:bottom w:w="99.77952755905513" w:type="dxa"/>
-              <w:right w:w="40" w:type="dxa"/>
-            </w:tcMar>
-          </w:tcPr>
-          <w:p>
-            <w:pPr>
-              <w:widowControl w:val="1"/>
-              <w:spacing w:after="0" w:before="0" w:lineRule="auto"/>
-              <w:jc w:val="center"/>
-              <w:rPr/>
-            </w:pPr>
-            <w:r>
-              <w:rPr>
-                <w:rtl w:val="0"/>
-              </w:rPr>
-              <w:t xml:space="preserve">{{itemNumber}}</w:t>
-            </w:r>
-          </w:p>
-        </w:tc>
-        <w:tc>
-          <w:tcPr>
-            <w:tcBorders>
-              <w:top w:color="000000" w:space="0" w:sz="6" w:val="single"/>
-              <w:left w:color="000000" w:space="0" w:sz="6" w:val="single"/>
-              <w:bottom w:color="000000" w:space="0" w:sz="6" w:val="single"/>
-              <w:right w:color="000000" w:space="0" w:sz="6" w:val="single"/>
+              <w:right w:color="000000" w:space="0" w:sz="4" w:val="single"/>
             </w:tcBorders>
             <w:shd w:fill="auto" w:val="clear"/>
             <w:tcMar>
@@ -3600,29 +3517,35 @@
               <w:bottom w:w="99.77952755905513" w:type="dxa"/>
               <w:right w:w="99.77952755905513" w:type="dxa"/>
             </w:tcMar>
-          </w:tcPr>
-          <w:p>
-            <w:pPr>
-              <w:widowControl w:val="1"/>
-              <w:spacing w:after="0" w:before="0" w:lineRule="auto"/>
-              <w:jc w:val="both"/>
-              <w:rPr/>
-            </w:pPr>
-            <w:r>
-              <w:rPr>
-                <w:rtl w:val="0"/>
-              </w:rPr>
-              <w:t xml:space="preserve">{{itemInlineDescription}}</w:t>
-            </w:r>
-          </w:p>
-        </w:tc>
-        <w:tc>
-          <w:tcPr>
-            <w:tcBorders>
-              <w:top w:color="000000" w:space="0" w:sz="6" w:val="single"/>
-              <w:left w:color="000000" w:space="0" w:sz="6" w:val="single"/>
-              <w:bottom w:color="000000" w:space="0" w:sz="6" w:val="single"/>
-              <w:right w:color="000000" w:space="0" w:sz="6" w:val="single"/>
+            <w:vAlign w:val="center"/>
+          </w:tcPr>
+          <w:p>
+            <w:pPr>
+              <w:spacing w:after="0" w:before="0" w:line="240" w:lineRule="auto"/>
+              <w:jc w:val="center"/>
+              <w:rPr>
+                <w:b w:val="1"/>
+                <w:bCs w:val="1"/>
+              </w:rPr>
+            </w:pPr>
+            <w:r>
+              <w:rPr>
+                <w:b w:val="1"/>
+                <w:bCs w:val="1"/>
+                <w:rtl w:val="0"/>
+              </w:rPr>
+              <w:t xml:space="preserve">1</w:t>
+            </w:r>
+          </w:p>
+        </w:tc>
+        <w:tc>
+          <w:tcPr>
+            <w:gridSpan w:val="5"/>
+            <w:tcBorders>
+              <w:top w:color="000000" w:space="0" w:sz="4" w:val="single"/>
+              <w:left w:color="000000" w:space="0" w:sz="4" w:val="single"/>
+              <w:bottom w:color="000000" w:space="0" w:sz="4" w:val="single"/>
+              <w:right w:color="000000" w:space="0" w:sz="4" w:val="single"/>
             </w:tcBorders>
             <w:shd w:fill="auto" w:val="clear"/>
             <w:tcMar>
@@ -3635,26 +3558,38 @@
           </w:tcPr>
           <w:p>
             <w:pPr>
-              <w:widowControl w:val="1"/>
-              <w:spacing w:after="0" w:before="0" w:lineRule="auto"/>
-              <w:jc w:val="center"/>
+              <w:spacing w:after="0" w:before="0" w:line="240" w:lineRule="auto"/>
               <w:rPr/>
             </w:pPr>
             <w:r>
               <w:rPr>
-                <w:rtl w:val="0"/>
-              </w:rPr>
-              <w:t xml:space="preserve">{{itemUnit}}</w:t>
-            </w:r>
-          </w:p>
-        </w:tc>
-        <w:tc>
-          <w:tcPr>
-            <w:tcBorders>
-              <w:top w:color="000000" w:space="0" w:sz="6" w:val="single"/>
+                <w:b w:val="1"/>
+                <w:bCs w:val="1"/>
+                <w:rtl w:val="0"/>
+              </w:rPr>
+              <w:t xml:space="preserve">{{itemGroup}}</w:t>
+            </w:r>
+            <w:r>
+              <w:rPr>
+                <w:rtl w:val="0"/>
+              </w:rPr>
+            </w:r>
+          </w:p>
+        </w:tc>
+      </w:tr>
+      <!--items:0:start-->
+      <w:tr>
+        <w:trPr>
+          <w:cantSplit w:val="0"/>
+          <w:tblHeader w:val="0"/>
+        </w:trPr>
+        <w:tc>
+          <w:tcPr>
+            <w:tcBorders>
+              <w:top w:color="cccccc" w:space="0" w:sz="6" w:val="single"/>
               <w:left w:color="000000" w:space="0" w:sz="6" w:val="single"/>
               <w:bottom w:color="000000" w:space="0" w:sz="6" w:val="single"/>
-              <w:right w:color="000000" w:space="0" w:sz="6" w:val="single"/>
+              <w:right w:color="000000" w:space="0" w:sz="4" w:val="single"/>
             </w:tcBorders>
             <w:shd w:fill="auto" w:val="clear"/>
             <w:tcMar>
@@ -3667,7 +3602,8 @@
           </w:tcPr>
           <w:p>
             <w:pPr>
-              <w:spacing w:after="0" w:before="0" w:lineRule="auto"/>
+              <w:widowControl w:val="1"/>
+              <w:spacing w:after="0" w:before="0" w:line="240" w:lineRule="auto"/>
               <w:jc w:val="center"/>
               <w:rPr/>
             </w:pPr>
@@ -3675,17 +3611,17 @@
               <w:rPr>
                 <w:rtl w:val="0"/>
               </w:rPr>
-              <w:t xml:space="preserve">{{itemQuantity}}</w:t>
-            </w:r>
-          </w:p>
-        </w:tc>
-        <w:tc>
-          <w:tcPr>
-            <w:tcBorders>
-              <w:top w:color="000000" w:space="0" w:sz="6" w:val="single"/>
-              <w:left w:color="000000" w:space="0" w:sz="6" w:val="single"/>
-              <w:bottom w:color="000000" w:space="0" w:sz="6" w:val="single"/>
-              <w:right w:color="000000" w:space="0" w:sz="6" w:val="single"/>
+              <w:t xml:space="preserve">{{itemNumber}}</w:t>
+            </w:r>
+          </w:p>
+        </w:tc>
+        <w:tc>
+          <w:tcPr>
+            <w:tcBorders>
+              <w:top w:color="000000" w:space="0" w:sz="4" w:val="single"/>
+              <w:left w:color="000000" w:space="0" w:sz="4" w:val="single"/>
+              <w:bottom w:color="000000" w:space="0" w:sz="4" w:val="single"/>
+              <w:right w:color="000000" w:space="0" w:sz="4" w:val="single"/>
             </w:tcBorders>
             <w:shd w:fill="auto" w:val="clear"/>
             <w:tcMar>
@@ -3698,25 +3634,26 @@
           </w:tcPr>
           <w:p>
             <w:pPr>
-              <w:spacing w:after="0" w:before="0" w:lineRule="auto"/>
-              <w:jc w:val="center"/>
+              <w:spacing w:after="0" w:before="0" w:line="240" w:lineRule="auto"/>
               <w:rPr/>
             </w:pPr>
             <w:r>
               <w:rPr>
                 <w:rtl w:val="0"/>
               </w:rPr>
-              <w:t xml:space="preserve">{{itemPrice}}</w:t>
-            </w:r>
-          </w:p>
-        </w:tc>
-        <w:tc>
-          <w:tcPr>
-            <w:tcBorders>
-              <w:top w:color="000000" w:space="0" w:sz="6" w:val="single"/>
-              <w:left w:color="000000" w:space="0" w:sz="6" w:val="single"/>
-              <w:bottom w:color="000000" w:space="0" w:sz="6" w:val="single"/>
-              <w:right w:color="000000" w:space="0" w:sz="6" w:val="single"/>
+              <w:t xml:space="preserve">{{itemName}}</w:t>
+              <w:br w:type="textWrapping"/>
+              <w:t xml:space="preserve">{{itemDescription}}</w:t>
+            </w:r>
+          </w:p>
+        </w:tc>
+        <w:tc>
+          <w:tcPr>
+            <w:tcBorders>
+              <w:top w:color="000000" w:space="0" w:sz="4" w:val="single"/>
+              <w:left w:color="000000" w:space="0" w:sz="4" w:val="single"/>
+              <w:bottom w:color="000000" w:space="0" w:sz="4" w:val="single"/>
+              <w:right w:color="000000" w:space="0" w:sz="4" w:val="single"/>
             </w:tcBorders>
             <w:shd w:fill="auto" w:val="clear"/>
             <w:tcMar>
@@ -3729,7 +3666,7 @@
           </w:tcPr>
           <w:p>
             <w:pPr>
-              <w:spacing w:after="0" w:before="0" w:lineRule="auto"/>
+              <w:spacing w:after="0" w:before="0" w:line="240" w:lineRule="auto"/>
               <w:jc w:val="center"/>
               <w:rPr/>
             </w:pPr>
@@ -3737,55 +3674,17 @@
               <w:rPr>
                 <w:rtl w:val="0"/>
               </w:rPr>
-              <w:t xml:space="preserve">{{itemTotal}}</w:t>
-            </w:r>
-          </w:p>
-        </w:tc>
-      </w:tr>
-      <!--items:0:end-->
-      <!--items:1:start-->
-      <w:tr>
-        <w:trPr>
-          <w:cantSplit/>
-        </w:trPr>
-        <w:tc>
-          <w:tcPr>
-            <w:tcBorders>
-              <w:top w:color="000000" w:space="0" w:sz="6" w:val="single"/>
-              <w:left w:color="000000" w:space="0" w:sz="6" w:val="single"/>
-              <w:bottom w:color="000000" w:space="0" w:sz="6" w:val="single"/>
-              <w:right w:color="000000" w:space="0" w:sz="6" w:val="single"/>
-            </w:tcBorders>
-            <w:shd w:fill="auto" w:val="clear"/>
-            <w:tcMar>
-              <w:top w:w="99.77952755905513" w:type="dxa"/>
-              <w:left w:w="40" w:type="dxa"/>
-              <w:bottom w:w="99.77952755905513" w:type="dxa"/>
-              <w:right w:w="40" w:type="dxa"/>
-            </w:tcMar>
-          </w:tcPr>
-          <w:p>
-            <w:pPr>
-              <w:widowControl w:val="1"/>
-              <w:spacing w:after="0" w:before="0" w:lineRule="auto"/>
-              <w:jc w:val="center"/>
-              <w:rPr/>
-            </w:pPr>
-            <w:r>
-              <w:rPr>
-                <w:rtl w:val="0"/>
-              </w:rPr>
-              <w:t xml:space="preserve">{{itemNumber}}</w:t>
-            </w:r>
-          </w:p>
-        </w:tc>
-        <w:tc>
-          <w:tcPr>
-            <w:tcBorders>
-              <w:top w:color="000000" w:space="0" w:sz="6" w:val="single"/>
-              <w:left w:color="000000" w:space="0" w:sz="6" w:val="single"/>
-              <w:bottom w:color="000000" w:space="0" w:sz="6" w:val="single"/>
-              <w:right w:color="000000" w:space="0" w:sz="6" w:val="single"/>
+              <w:t xml:space="preserve">{{itemUnit}}</w:t>
+            </w:r>
+          </w:p>
+        </w:tc>
+        <w:tc>
+          <w:tcPr>
+            <w:tcBorders>
+              <w:top w:color="000000" w:space="0" w:sz="4" w:val="single"/>
+              <w:left w:color="000000" w:space="0" w:sz="4" w:val="single"/>
+              <w:bottom w:color="000000" w:space="0" w:sz="4" w:val="single"/>
+              <w:right w:color="000000" w:space="0" w:sz="4" w:val="single"/>
             </w:tcBorders>
             <w:shd w:fill="auto" w:val="clear"/>
             <w:tcMar>
@@ -3794,29 +3693,29 @@
               <w:bottom w:w="99.77952755905513" w:type="dxa"/>
               <w:right w:w="99.77952755905513" w:type="dxa"/>
             </w:tcMar>
-          </w:tcPr>
-          <w:p>
-            <w:pPr>
-              <w:widowControl w:val="1"/>
-              <w:spacing w:after="0" w:before="0" w:lineRule="auto"/>
-              <w:jc w:val="both"/>
+            <w:vAlign w:val="center"/>
+          </w:tcPr>
+          <w:p>
+            <w:pPr>
+              <w:spacing w:after="0" w:before="0" w:line="240" w:lineRule="auto"/>
+              <w:jc w:val="center"/>
               <w:rPr/>
             </w:pPr>
             <w:r>
               <w:rPr>
                 <w:rtl w:val="0"/>
               </w:rPr>
-              <w:t xml:space="preserve">{{itemInlineDescription}}</w:t>
-            </w:r>
-          </w:p>
-        </w:tc>
-        <w:tc>
-          <w:tcPr>
-            <w:tcBorders>
-              <w:top w:color="000000" w:space="0" w:sz="6" w:val="single"/>
-              <w:left w:color="000000" w:space="0" w:sz="6" w:val="single"/>
-              <w:bottom w:color="000000" w:space="0" w:sz="6" w:val="single"/>
-              <w:right w:color="000000" w:space="0" w:sz="6" w:val="single"/>
+              <w:t xml:space="preserve">{{itemQuantity}}</w:t>
+            </w:r>
+          </w:p>
+        </w:tc>
+        <w:tc>
+          <w:tcPr>
+            <w:tcBorders>
+              <w:top w:color="000000" w:space="0" w:sz="4" w:val="single"/>
+              <w:left w:color="000000" w:space="0" w:sz="4" w:val="single"/>
+              <w:bottom w:color="000000" w:space="0" w:sz="4" w:val="single"/>
+              <w:right w:color="000000" w:space="0" w:sz="4" w:val="single"/>
             </w:tcBorders>
             <w:shd w:fill="auto" w:val="clear"/>
             <w:tcMar>
@@ -3829,26 +3728,25 @@
           </w:tcPr>
           <w:p>
             <w:pPr>
-              <w:widowControl w:val="1"/>
-              <w:spacing w:after="0" w:before="0" w:lineRule="auto"/>
-              <w:jc w:val="center"/>
+              <w:spacing w:after="0" w:before="0" w:line="240" w:lineRule="auto"/>
+              <w:jc w:val="right"/>
               <w:rPr/>
             </w:pPr>
             <w:r>
               <w:rPr>
                 <w:rtl w:val="0"/>
               </w:rPr>
-              <w:t xml:space="preserve">{{itemUnit}}</w:t>
-            </w:r>
-          </w:p>
-        </w:tc>
-        <w:tc>
-          <w:tcPr>
-            <w:tcBorders>
-              <w:top w:color="000000" w:space="0" w:sz="6" w:val="single"/>
-              <w:left w:color="000000" w:space="0" w:sz="6" w:val="single"/>
-              <w:bottom w:color="000000" w:space="0" w:sz="6" w:val="single"/>
-              <w:right w:color="000000" w:space="0" w:sz="6" w:val="single"/>
+              <w:t xml:space="preserve">{{itemPrice}}</w:t>
+            </w:r>
+          </w:p>
+        </w:tc>
+        <w:tc>
+          <w:tcPr>
+            <w:tcBorders>
+              <w:top w:color="000000" w:space="0" w:sz="4" w:val="single"/>
+              <w:left w:color="000000" w:space="0" w:sz="4" w:val="single"/>
+              <w:bottom w:color="000000" w:space="0" w:sz="4" w:val="single"/>
+              <w:right w:color="000000" w:space="0" w:sz="4" w:val="single"/>
             </w:tcBorders>
             <w:shd w:fill="auto" w:val="clear"/>
             <w:tcMar>
@@ -3861,94 +3759,33 @@
           </w:tcPr>
           <w:p>
             <w:pPr>
-              <w:spacing w:after="0" w:before="0" w:lineRule="auto"/>
-              <w:jc w:val="center"/>
+              <w:spacing w:after="0" w:before="0" w:line="240" w:lineRule="auto"/>
+              <w:jc w:val="right"/>
               <w:rPr/>
             </w:pPr>
             <w:r>
               <w:rPr>
                 <w:rtl w:val="0"/>
               </w:rPr>
-              <w:t xml:space="preserve">{{itemQuantity}}</w:t>
-            </w:r>
-          </w:p>
-        </w:tc>
-        <w:tc>
-          <w:tcPr>
-            <w:tcBorders>
-              <w:top w:color="000000" w:space="0" w:sz="6" w:val="single"/>
-              <w:left w:color="000000" w:space="0" w:sz="6" w:val="single"/>
-              <w:bottom w:color="000000" w:space="0" w:sz="6" w:val="single"/>
-              <w:right w:color="000000" w:space="0" w:sz="6" w:val="single"/>
-            </w:tcBorders>
-            <w:shd w:fill="auto" w:val="clear"/>
-            <w:tcMar>
-              <w:top w:w="99.77952755905513" w:type="dxa"/>
-              <w:left w:w="99.77952755905513" w:type="dxa"/>
-              <w:bottom w:w="99.77952755905513" w:type="dxa"/>
-              <w:right w:w="99.77952755905513" w:type="dxa"/>
-            </w:tcMar>
-            <w:vAlign w:val="center"/>
-          </w:tcPr>
-          <w:p>
-            <w:pPr>
-              <w:spacing w:after="0" w:before="0" w:lineRule="auto"/>
-              <w:jc w:val="center"/>
-              <w:rPr/>
-            </w:pPr>
-            <w:r>
-              <w:rPr>
-                <w:rtl w:val="0"/>
-              </w:rPr>
-              <w:t xml:space="preserve">{{itemPrice}}</w:t>
-            </w:r>
-          </w:p>
-        </w:tc>
-        <w:tc>
-          <w:tcPr>
-            <w:tcBorders>
-              <w:top w:color="000000" w:space="0" w:sz="6" w:val="single"/>
-              <w:left w:color="000000" w:space="0" w:sz="6" w:val="single"/>
-              <w:bottom w:color="000000" w:space="0" w:sz="6" w:val="single"/>
-              <w:right w:color="000000" w:space="0" w:sz="6" w:val="single"/>
-            </w:tcBorders>
-            <w:shd w:fill="auto" w:val="clear"/>
-            <w:tcMar>
-              <w:top w:w="99.77952755905513" w:type="dxa"/>
-              <w:left w:w="99.77952755905513" w:type="dxa"/>
-              <w:bottom w:w="99.77952755905513" w:type="dxa"/>
-              <w:right w:w="99.77952755905513" w:type="dxa"/>
-            </w:tcMar>
-            <w:vAlign w:val="center"/>
-          </w:tcPr>
-          <w:p>
-            <w:pPr>
-              <w:spacing w:after="0" w:before="0" w:lineRule="auto"/>
-              <w:jc w:val="center"/>
-              <w:rPr/>
-            </w:pPr>
-            <w:r>
-              <w:rPr>
-                <w:rtl w:val="0"/>
-              </w:rPr>
               <w:t xml:space="preserve">{{itemTotal}}</w:t>
             </w:r>
           </w:p>
         </w:tc>
       </w:tr>
-      <!--items:1:end-->
+      <!--items:0:end-->
       <w:tr>
         <w:trPr>
-          <w:cantSplit/>
+          <w:cantSplit w:val="0"/>
+          <w:tblHeader w:val="0"/>
         </w:trPr>
         <w:tc>
           <w:tcPr>
             <w:gridSpan w:val="5"/>
             <w:tcBorders>
-              <w:top w:color="000000" w:space="0" w:sz="6" w:val="single"/>
-              <w:left w:color="000000" w:space="0" w:sz="6" w:val="single"/>
-              <w:bottom w:color="000000" w:space="0" w:sz="6" w:val="single"/>
-              <w:right w:color="000000" w:space="0" w:sz="6" w:val="single"/>
+              <w:top w:color="000000" w:space="0" w:sz="4" w:val="single"/>
+              <w:left w:color="000000" w:space="0" w:sz="4" w:val="single"/>
+              <w:bottom w:color="000000" w:space="0" w:sz="4" w:val="single"/>
+              <w:right w:color="000000" w:space="0" w:sz="4" w:val="single"/>
             </w:tcBorders>
             <w:shd w:fill="auto" w:val="clear"/>
             <w:tcMar>
@@ -4014,10 +3851,10 @@
         <w:tc>
           <w:tcPr>
             <w:tcBorders>
-              <w:top w:color="000000" w:space="0" w:sz="6" w:val="single"/>
-              <w:left w:color="000000" w:space="0" w:sz="6" w:val="single"/>
-              <w:bottom w:color="000000" w:space="0" w:sz="6" w:val="single"/>
-              <w:right w:color="000000" w:space="0" w:sz="6" w:val="single"/>
+              <w:top w:color="000000" w:space="0" w:sz="4" w:val="single"/>
+              <w:left w:color="000000" w:space="0" w:sz="4" w:val="single"/>
+              <w:bottom w:color="000000" w:space="0" w:sz="4" w:val="single"/>
+              <w:right w:color="000000" w:space="0" w:sz="4" w:val="single"/>
             </w:tcBorders>
             <w:shd w:fill="auto" w:val="clear"/>
             <w:tcMar>
@@ -4031,7 +3868,7 @@
           <w:p>
             <w:pPr>
               <w:spacing w:after="0" w:before="0" w:line="240" w:lineRule="auto"/>
-              <w:jc w:val="center"/>
+              <w:jc w:val="right"/>
               <w:rPr>
                 <w:b w:val="1"/>
                 <w:bCs w:val="1"/>
@@ -4094,13 +3931,14 @@
         <w:rPr>
           <w:rtl w:val="0"/>
         </w:rPr>
-        <w:t xml:space="preserve">{{businessServiceDeadline}}</w:t>
-      </w:r>
-      <w:r>
-        <w:rPr>
-          <w:rtl w:val="0"/>
-        </w:rPr>
-      </w:r>
+        <w:t xml:space="preserve">{{businessDeadline}}</w:t>
+      </w:r>
+      <w:r>
+        <w:rPr>
+          <w:rtl w:val="0"/>
+        </w:rPr>
+      </w:r>
+      <w:r/>
     </w:p>
     <w:tbl>
       <w:tblPr>
@@ -4158,7 +3996,7 @@
           </w:tcPr>
           <w:p>
             <w:pPr>
-              <w:spacing w:after="0" w:before="0" w:lineRule="auto"/>
+              <w:spacing w:after="0" w:before="0" w:line="240" w:lineRule="auto"/>
               <w:rPr>
                 <w:b w:val="1"/>
                 <w:bCs w:val="1"/>
@@ -4175,35 +4013,35 @@
           </w:p>
           <w:p>
             <w:pPr>
-              <w:spacing w:after="0" w:before="0" w:lineRule="auto"/>
-              <w:rPr>
-                <w:b w:val="1"/>
-                <w:bCs w:val="1"/>
-              </w:rPr>
-            </w:pPr>
-            <w:r>
-              <w:rPr>
-                <w:rtl w:val="0"/>
-              </w:rPr>
-            </w:r>
-          </w:p>
-          <w:p>
-            <w:pPr>
-              <w:spacing w:after="0" w:before="0" w:lineRule="auto"/>
-              <w:rPr>
-                <w:b w:val="1"/>
-                <w:bCs w:val="1"/>
-              </w:rPr>
-            </w:pPr>
-            <w:r>
-              <w:rPr>
-                <w:rtl w:val="0"/>
-              </w:rPr>
-            </w:r>
-          </w:p>
-          <w:p>
-            <w:pPr>
-              <w:spacing w:after="0" w:before="0" w:lineRule="auto"/>
+              <w:spacing w:after="0" w:before="0" w:line="240" w:lineRule="auto"/>
+              <w:rPr>
+                <w:b w:val="1"/>
+                <w:bCs w:val="1"/>
+              </w:rPr>
+            </w:pPr>
+            <w:r>
+              <w:rPr>
+                <w:rtl w:val="0"/>
+              </w:rPr>
+            </w:r>
+          </w:p>
+          <w:p>
+            <w:pPr>
+              <w:spacing w:after="0" w:before="0" w:line="240" w:lineRule="auto"/>
+              <w:rPr>
+                <w:b w:val="1"/>
+                <w:bCs w:val="1"/>
+              </w:rPr>
+            </w:pPr>
+            <w:r>
+              <w:rPr>
+                <w:rtl w:val="0"/>
+              </w:rPr>
+            </w:r>
+          </w:p>
+          <w:p>
+            <w:pPr>
+              <w:spacing w:after="0" w:before="0" w:line="240" w:lineRule="auto"/>
               <w:rPr>
                 <w:b w:val="1"/>
                 <w:bCs w:val="1"/>
@@ -4220,7 +4058,7 @@
           </w:p>
           <w:p>
             <w:pPr>
-              <w:spacing w:after="0" w:before="0" w:lineRule="auto"/>
+              <w:spacing w:after="0" w:before="0" w:line="240" w:lineRule="auto"/>
               <w:rPr>
                 <w:b w:val="1"/>
                 <w:bCs w:val="1"/>
@@ -4256,7 +4094,7 @@
           </w:tcPr>
           <w:p>
             <w:pPr>
-              <w:spacing w:after="0" w:before="0" w:lineRule="auto"/>
+              <w:spacing w:after="0" w:before="0" w:line="240" w:lineRule="auto"/>
               <w:rPr>
                 <w:b w:val="1"/>
                 <w:bCs w:val="1"/>
@@ -4273,35 +4111,36 @@
           </w:p>
           <w:p>
             <w:pPr>
-              <w:spacing w:after="0" w:before="0" w:lineRule="auto"/>
-              <w:rPr>
-                <w:b w:val="1"/>
-                <w:bCs w:val="1"/>
-              </w:rPr>
-            </w:pPr>
-            <w:r>
-              <w:rPr>
-                <w:rtl w:val="0"/>
-              </w:rPr>
-            </w:r>
-          </w:p>
-          <w:p>
-            <w:pPr>
-              <w:spacing w:after="0" w:before="0" w:lineRule="auto"/>
-              <w:rPr>
-                <w:b w:val="1"/>
-                <w:bCs w:val="1"/>
-              </w:rPr>
-            </w:pPr>
-            <w:r>
-              <w:rPr>
-                <w:rtl w:val="0"/>
-              </w:rPr>
-            </w:r>
-          </w:p>
-          <w:p>
-            <w:pPr>
-              <w:spacing w:after="0" w:before="0" w:lineRule="auto"/>
+              <w:spacing w:after="0" w:before="0" w:line="240" w:lineRule="auto"/>
+              <w:rPr>
+                <w:b w:val="1"/>
+                <w:bCs w:val="1"/>
+              </w:rPr>
+            </w:pPr>
+            <w:r>
+              <w:rPr>
+                <w:rtl w:val="0"/>
+              </w:rPr>
+            </w:r>
+          </w:p>
+          <w:p>
+            <w:pPr>
+              <w:spacing w:after="0" w:before="0" w:line="240" w:lineRule="auto"/>
+              <w:rPr>
+                <w:b w:val="1"/>
+                <w:bCs w:val="1"/>
+              </w:rPr>
+            </w:pPr>
+            <w:r>
+              <w:rPr>
+                <w:rtl w:val="0"/>
+              </w:rPr>
+            </w:r>
+            <w:r/>
+          </w:p>
+          <w:p>
+            <w:pPr>
+              <w:spacing w:after="0" w:before="0" w:line="240" w:lineRule="auto"/>
               <w:rPr>
                 <w:b w:val="1"/>
                 <w:bCs w:val="1"/>
@@ -4318,7 +4157,7 @@
           </w:p>
           <w:p>
             <w:pPr>
-              <w:spacing w:after="0" w:before="0" w:lineRule="auto"/>
+              <w:spacing w:after="0" w:before="0" w:line="240" w:lineRule="auto"/>
               <w:rPr>
                 <w:b w:val="1"/>
                 <w:bCs w:val="1"/>
@@ -4338,7 +4177,8 @@
     </w:tbl>
     <w:p>
       <w:pPr>
-        <w:spacing w:after="0" w:before="0" w:lineRule="auto"/>
+        <w:widowControl w:val="1"/>
+        <w:spacing w:after="0" w:before="0" w:line="240" w:lineRule="auto"/>
         <w:rPr>
           <w:b w:val="1"/>
           <w:bCs w:val="1"/>
@@ -4351,8 +4191,8 @@
       </w:r>
     </w:p>
     <w:sectPr>
-      <w:headerReference r:id="rId6" w:type="default"/>
-      <w:footerReference r:id="rId7" w:type="default"/>
+      <w:headerReference r:id="rId8" w:type="default"/>
+      <w:footerReference r:id="rId9" w:type="default"/>
       <w:pgSz w:h="16838" w:w="11906" w:orient="portrait"/>
       <w:pgMar w:bottom="850.3937007874016" w:top="708.6614173228347" w:left="708.6614173228347" w:right="708.6614173228347" w:header="340" w:footer="283"/>
       <w:pgNumType w:start="1"/>
@@ -4462,7 +4302,6 @@
   <w:docDefaults>
     <w:rPrDefault>
       <w:rPr>
-        <w:rFonts w:ascii="Times New Roman" w:hAnsi="Times New Roman" w:eastAsia="Times New Roman" w:cs="Times New Roman"/>
         <w:sz w:val="24"/>
         <w:szCs w:val="24"/>
         <w:lang w:val="ru"/>
@@ -4810,6 +4649,42 @@
         <w:right w:w="0.0" w:type="dxa"/>
       </w:tblCellMar>
     </w:tblPr>
+    <w:tblStylePr w:type="band1Horz">
+      <w:tcPr/>
+    </w:tblStylePr>
+    <w:tblStylePr w:type="band1Vert">
+      <w:tcPr/>
+    </w:tblStylePr>
+    <w:tblStylePr w:type="band2Horz">
+      <w:tcPr/>
+    </w:tblStylePr>
+    <w:tblStylePr w:type="band2Vert">
+      <w:tcPr/>
+    </w:tblStylePr>
+    <w:tblStylePr w:type="firstCol">
+      <w:tcPr/>
+    </w:tblStylePr>
+    <w:tblStylePr w:type="firstRow">
+      <w:tcPr/>
+    </w:tblStylePr>
+    <w:tblStylePr w:type="lastCol">
+      <w:tcPr/>
+    </w:tblStylePr>
+    <w:tblStylePr w:type="lastRow">
+      <w:tcPr/>
+    </w:tblStylePr>
+    <w:tblStylePr w:type="neCell">
+      <w:tcPr/>
+    </w:tblStylePr>
+    <w:tblStylePr w:type="nwCell">
+      <w:tcPr/>
+    </w:tblStylePr>
+    <w:tblStylePr w:type="seCell">
+      <w:tcPr/>
+    </w:tblStylePr>
+    <w:tblStylePr w:type="swCell">
+      <w:tcPr/>
+    </w:tblStylePr>
   </w:style>
   <w:style w:type="table" w:styleId="Table3">
     <w:basedOn w:val="TableNormal"/>
